--- a/eng/docx/49.content.docx
+++ b/eng/docx/49.content.docx
@@ -19,7 +19,7 @@
         <w:rPr>
           <w:lang w:val="en_US" w:bidi="en_US"/>
         </w:rPr>
-        <w:t>Resource: Study Notes - Book Intros (Tyndale)</w:t>
+        <w:t>Resource: Tyndale Open Study Notes</w:t>
       </w:r>
       <w:r>
         <w:rPr>
@@ -112,7 +112,7 @@
         <w:rPr>
           <w:lang w:val="en_US" w:bidi="en_US"/>
         </w:rPr>
-        <w:t>Study Notes - Book Intros (Tyndale)</w:t>
+        <w:t>Tyndale Open Study Notes</w:t>
       </w:r>
     </w:p>
     <w:p>

--- a/eng/docx/49.content.docx
+++ b/eng/docx/49.content.docx
@@ -231,7 +231,21 @@
         <w:rPr>
           <w:lang w:val="en_US" w:bidi="en_US"/>
         </w:rPr>
-        <w:t>Paul is taken up with the overwhelming goodness that God in Christ has showered on believers, and with his amazing plan to unite Gentiles with Jews in a new community—the church, the body of Christ. Here, Paul provides one of the finest descriptions of the Christian life in the entire New Testament. Though written from prison, this letter is full of joy, praise, and thanksgiving. It is a fitting reply to the wonder of God’s amazing grace in Christ, poured out in abundance on those chosen to know his love—Gentiles as well as Jews.</w:t>
+        <w:t>Paul is filled with wonder at the great goodness God has given believers through Christ. He also praises God’s wonderful plan to join Gentiles and Jews together in one new community: the church, which is the body of Christ.</w:t>
+      </w:r>
+    </w:p>
+    <w:p>
+      <w:pPr/>
+      <w:r>
+        <w:rPr>
+          <w:lang w:val="en_US" w:bidi="en_US"/>
+        </w:rPr>
+      </w:r>
+      <w:r>
+        <w:rPr>
+          <w:lang w:val="en_US" w:bidi="en_US"/>
+        </w:rPr>
+        <w:t>In this letter, Paul gives one of the clearest descriptions of the Christian life in the New Testament. Even though he wrote from prison, the letter is full of joy, praise, and thanks. It is a fitting response to God’s amazing grace in Christ. God has given this grace in great measure to all those he chose to know his love, both Gentiles and Jews.</w:t>
       </w:r>
     </w:p>
     <w:p>
@@ -256,7 +270,7 @@
         <w:rPr>
           <w:lang w:val="en_US" w:bidi="en_US"/>
         </w:rPr>
-        <w:t>Paul’s third missionary journey (AD 53–57) centered on Ephesus, capital and port city of the Roman province of Asia on the western coast of what we now call Turkey. In Paul’s time, Ephesus was the fourth-largest city in the Roman empire, with a population of perhaps 500,000. Many people visited the city to see the famous temple of Artemis.</w:t>
+        <w:t>Paul’s third missionary journey took place from AD 53 to 57. During this journey, he spent much of his time in Ephesus. Ephesus was the capital and port city of the Roman province of Asia. It was on the western coast of the land now called Turkey. In Paul’s time, Ephesus may have been the fourth-largest city in the Roman Empire. It may have had about 500,000 people. Many people came to the city to visit the famous temple of Artemis.</w:t>
       </w:r>
     </w:p>
     <w:p>
@@ -270,7 +284,7 @@
         <w:rPr>
           <w:lang w:val="en_US" w:bidi="en_US"/>
         </w:rPr>
-        <w:t xml:space="preserve">After an initial brief visit (see </w:t>
+        <w:t xml:space="preserve">After a short first visit to Ephesus, Paul returned and stayed there for about two to three years (see </w:t>
       </w:r>
       <w:hyperlink r:id="rId13">
         <w:r>
@@ -288,7 +302,7 @@
         <w:rPr>
           <w:lang w:val="en_US" w:bidi="en_US"/>
         </w:rPr>
-        <w:t xml:space="preserve">), Paul returned to spend between two and three years in this large and flourishing city (see </w:t>
+        <w:t>;</w:t>
       </w:r>
       <w:hyperlink r:id="rId14">
         <w:r>
@@ -299,14 +313,14 @@
             <w:color w:val="0000EE"/>
             <w:u w:val="single"/>
           </w:rPr>
-          <w:t>Acts 19:1–20:1</w:t>
+          <w:t xml:space="preserve"> 19:1–20:1</w:t>
         </w:r>
       </w:hyperlink>
       <w:r>
         <w:rPr>
           <w:lang w:val="en_US" w:bidi="en_US"/>
         </w:rPr>
-        <w:t xml:space="preserve">). It was a difficult time for him: He encountered much opposition and suffered much abuse (see </w:t>
+        <w:t xml:space="preserve">). Ephesus was a large and successful city, but Paul’s time there was difficult. Many people opposed him, and he suffered greatly (see </w:t>
       </w:r>
       <w:hyperlink r:id="rId15">
         <w:r>
@@ -335,7 +349,7 @@
             <w:color w:val="0000EE"/>
             <w:u w:val="single"/>
           </w:rPr>
-          <w:t>1 Cor 15:32</w:t>
+          <w:t>1 Corinthians 15:32</w:t>
         </w:r>
       </w:hyperlink>
       <w:r>
@@ -353,7 +367,7 @@
             <w:color w:val="0000EE"/>
             <w:u w:val="single"/>
           </w:rPr>
-          <w:t>2 Cor 1:8–9</w:t>
+          <w:t>2 Corinthians 1:8–9</w:t>
         </w:r>
       </w:hyperlink>
       <w:r>
@@ -378,7 +392,7 @@
         <w:rPr>
           <w:lang w:val="en_US" w:bidi="en_US"/>
         </w:rPr>
-        <w:t>). But during this time, people all over the province heard the Good News of Christ for the first time, and many small groups of believers sprang up, meeting together in homes, in villages and towns across the province (the seven churches addressed in Revelation probably originated during this time). Some of these churches (at Colosse, for example) were begun by Paul’s converts and had no firsthand acquaintance with Paul.</w:t>
+        <w:t xml:space="preserve">). </w:t>
       </w:r>
     </w:p>
     <w:p>
@@ -392,7 +406,7 @@
         <w:rPr>
           <w:lang w:val="en_US" w:bidi="en_US"/>
         </w:rPr>
-        <w:t>It is not clear how accurate these churches’ understanding of the gospel was, but we know from Paul’s letter to the Colossians that some of them had encountered false teaching and distorted perceptions. In Ephesians, Paul is concerned with a perception that Gentile Christians were inferior to or distinct from Jewish Christians, and not fully part of God’s “new Israel.” What gave rise to this misunderstanding is not clear—discrimination by Jewish Christians? Gentile aversion to Jewish Christians?—but it reflects traditional ethnic tensions between Jews and Gentiles throughout the Roman world. Paul was also concerned with a lack of awareness that God’s people are to live in a distinctly different way from the surrounding world.</w:t>
+        <w:t>Even so, people across the province heard the good news about Jesus (the gospel) for the first time. Many small groups of believers began to meet in homes, villages, and towns. The seven churches named in Revelation probably began during this time. Some of these churches, such as the church in Colossae, were started by people Paul had led to faith in Jesus. These believers had not met Paul in person.</w:t>
       </w:r>
     </w:p>
     <w:p>
@@ -406,7 +420,35 @@
         <w:rPr>
           <w:lang w:val="en_US" w:bidi="en_US"/>
         </w:rPr>
-        <w:t>Paul writes a letter from prison that seems to be intended for several of these churches full of new converts. As their spiritual father, and as one commissioned by God to carry the Good News to the Gentiles, Paul was deeply concerned that these new believers have a correct understanding of all that God had given them in Christ and of the kind of life God wanted them to live in response.</w:t>
+        <w:t>We do not know how well these churches understood the gospel. But Paul’s letter to the Colossians shows that some believers had met false teachers and had wrong ideas about the faith. In Ephesians, Paul is concerned about one wrong idea in particular. Some people may have thought that Gentile Christians were less important than Jewish Christians. They may also have thought Gentile Christians were separate from Jewish Christians and not fully part of God’s renewed people.</w:t>
+      </w:r>
+    </w:p>
+    <w:p>
+      <w:pPr/>
+      <w:r>
+        <w:rPr>
+          <w:lang w:val="en_US" w:bidi="en_US"/>
+        </w:rPr>
+      </w:r>
+      <w:r>
+        <w:rPr>
+          <w:lang w:val="en_US" w:bidi="en_US"/>
+        </w:rPr>
+        <w:t>We do not know what caused this misunderstanding. Perhaps some Jewish Christians treated Gentile Christians unfairly. Or perhaps some Gentile Christians did not want close fellowship with Jewish Christians. The problem likely came from the long conflict between Jews and gentiles in the Roman world. Paul was also concerned that some believers did not understand how God’s people should live. They were called to live in a way that was clearly different from the world around them.</w:t>
+      </w:r>
+    </w:p>
+    <w:p>
+      <w:pPr/>
+      <w:r>
+        <w:rPr>
+          <w:lang w:val="en_US" w:bidi="en_US"/>
+        </w:rPr>
+      </w:r>
+      <w:r>
+        <w:rPr>
+          <w:lang w:val="en_US" w:bidi="en_US"/>
+        </w:rPr>
+        <w:t>Paul writes a letter from prison that seems to be intended for several of these churches full of new believers. Paul cared deeply for them as their spiritual father. God had also sent him to bring the good news to the Gentiles. So Paul wanted these new believers to understand two things clearly: what God had given them in Jesus Christ, and how God wanted them to live in response.</w:t>
       </w:r>
     </w:p>
     <w:p>
@@ -431,7 +473,7 @@
         <w:rPr>
           <w:lang w:val="en_US" w:bidi="en_US"/>
         </w:rPr>
-        <w:t>With a heart full of praise for all that God has done, Paul beautifully summarizes the Good News of God’s saving grace in Jesus Christ—emphasizing that it is for Gentiles as well as for Jews (</w:t>
+        <w:t>Paul praises God for all God has done. Paul gives a beautiful summary of the good news of God’s saving grace in Jesus Christ. He makes clear that this grace is for Gentiles as well as Jews (</w:t>
       </w:r>
       <w:hyperlink r:id="rId19">
         <w:r>
@@ -442,14 +484,14 @@
             <w:color w:val="0000EE"/>
             <w:u w:val="single"/>
           </w:rPr>
-          <w:t>chs 1–3</w:t>
+          <w:t>chapters 1–3</w:t>
         </w:r>
       </w:hyperlink>
       <w:r>
         <w:rPr>
           <w:lang w:val="en_US" w:bidi="en_US"/>
         </w:rPr>
-        <w:t>). He also gives practical instructions on how believers are to live in response, turning away from their former lives to become truly good and like Christ (</w:t>
+        <w:t>). Paul also gives practical teaching about how believers should live in response. They must turn away from their former way of life and become truly good, growing to be like Christ (</w:t>
       </w:r>
       <w:hyperlink r:id="rId20">
         <w:r>
@@ -460,7 +502,7 @@
             <w:color w:val="0000EE"/>
             <w:u w:val="single"/>
           </w:rPr>
-          <w:t>chs 4–6</w:t>
+          <w:t>chapters 4–6</w:t>
         </w:r>
       </w:hyperlink>
       <w:r>
@@ -481,7 +523,7 @@
         <w:rPr>
           <w:lang w:val="en_US" w:bidi="en_US"/>
         </w:rPr>
-        <w:t>Following a brief introduction (</w:t>
+        <w:t>After a short introduction, Paul praises God for the amazing grace believers have received in Christ (</w:t>
       </w:r>
       <w:hyperlink r:id="rId21">
         <w:r>
@@ -499,7 +541,7 @@
         <w:rPr>
           <w:lang w:val="en_US" w:bidi="en_US"/>
         </w:rPr>
-        <w:t>), Paul praises God for the amazing grace that believers have received in Christ (</w:t>
+        <w:t xml:space="preserve">; </w:t>
       </w:r>
       <w:hyperlink r:id="rId22">
         <w:r>
@@ -517,7 +559,111 @@
         <w:rPr>
           <w:lang w:val="en_US" w:bidi="en_US"/>
         </w:rPr>
-        <w:t>). In his sovereign love, God has chosen them, forgiven them, brought them into his family, made them his children, and promised them eternal blessings. In giving them his Spirit, he has marked them as his own so that they might praise his grace forever. Paul then prays that God will give them spiritual understanding to grasp the full depth of all that he has done for them (</w:t>
+        <w:t>). Because of his sovereign love, God has:</w:t>
+      </w:r>
+    </w:p>
+    <w:p>
+      <w:pPr>
+        <w:pStyle w:val="ListBullet"/>
+        <w:spacing w:line="240" w:lineRule="auto"/>
+        <w:ind w:left="720"/>
+      </w:pPr>
+      <w:r>
+        <w:rPr>
+          <w:lang w:val="en_US" w:bidi="en_US"/>
+        </w:rPr>
+      </w:r>
+      <w:r>
+        <w:rPr>
+          <w:lang w:val="en_US" w:bidi="en_US"/>
+        </w:rPr>
+        <w:t xml:space="preserve">chosen them, </w:t>
+      </w:r>
+    </w:p>
+    <w:p>
+      <w:pPr>
+        <w:pStyle w:val="ListBullet"/>
+        <w:spacing w:line="240" w:lineRule="auto"/>
+        <w:ind w:left="720"/>
+      </w:pPr>
+      <w:r>
+        <w:rPr>
+          <w:lang w:val="en_US" w:bidi="en_US"/>
+        </w:rPr>
+      </w:r>
+      <w:r>
+        <w:rPr>
+          <w:lang w:val="en_US" w:bidi="en_US"/>
+        </w:rPr>
+        <w:t xml:space="preserve">forgiven them, </w:t>
+      </w:r>
+    </w:p>
+    <w:p>
+      <w:pPr>
+        <w:pStyle w:val="ListBullet"/>
+        <w:spacing w:line="240" w:lineRule="auto"/>
+        <w:ind w:left="720"/>
+      </w:pPr>
+      <w:r>
+        <w:rPr>
+          <w:lang w:val="en_US" w:bidi="en_US"/>
+        </w:rPr>
+      </w:r>
+      <w:r>
+        <w:rPr>
+          <w:lang w:val="en_US" w:bidi="en_US"/>
+        </w:rPr>
+        <w:t xml:space="preserve">brought them into his family, </w:t>
+      </w:r>
+    </w:p>
+    <w:p>
+      <w:pPr>
+        <w:pStyle w:val="ListBullet"/>
+        <w:spacing w:line="240" w:lineRule="auto"/>
+        <w:ind w:left="720"/>
+      </w:pPr>
+      <w:r>
+        <w:rPr>
+          <w:lang w:val="en_US" w:bidi="en_US"/>
+        </w:rPr>
+      </w:r>
+      <w:r>
+        <w:rPr>
+          <w:lang w:val="en_US" w:bidi="en_US"/>
+        </w:rPr>
+        <w:t xml:space="preserve">made them his children, and </w:t>
+      </w:r>
+    </w:p>
+    <w:p>
+      <w:pPr>
+        <w:pStyle w:val="ListBullet"/>
+        <w:spacing w:line="240" w:lineRule="auto"/>
+        <w:ind w:left="720"/>
+      </w:pPr>
+      <w:r>
+        <w:rPr>
+          <w:lang w:val="en_US" w:bidi="en_US"/>
+        </w:rPr>
+      </w:r>
+      <w:r>
+        <w:rPr>
+          <w:lang w:val="en_US" w:bidi="en_US"/>
+        </w:rPr>
+        <w:t>promised them eternal blessings.</w:t>
+      </w:r>
+    </w:p>
+    <w:p>
+      <w:pPr/>
+      <w:r>
+        <w:rPr>
+          <w:lang w:val="en_US" w:bidi="en_US"/>
+        </w:rPr>
+      </w:r>
+      <w:r>
+        <w:rPr>
+          <w:lang w:val="en_US" w:bidi="en_US"/>
+        </w:rPr>
+        <w:t>Because of his ruling love, God has chosen them, forgiven them, brought them into his family, made them his children, and promised them eternal blessings (</w:t>
       </w:r>
       <w:hyperlink r:id="rId23">
         <w:r>
@@ -535,7 +681,7 @@
         <w:rPr>
           <w:lang w:val="en_US" w:bidi="en_US"/>
         </w:rPr>
-        <w:t>). Though fully deserving of God’s wrath, they have been saved by God’s grace, not by anything they have done, but simply by being joined to Christ (</w:t>
+        <w:t>). They deserved God’s judgment. But God saved them by his grace, not because of anything they had done. He saved them because they are joined to Christ (</w:t>
       </w:r>
       <w:hyperlink r:id="rId24">
         <w:r>
@@ -553,7 +699,21 @@
         <w:rPr>
           <w:lang w:val="en_US" w:bidi="en_US"/>
         </w:rPr>
-        <w:t>). As Gentiles, they were utterly alienated from God and his blessings, but in God’s mercy, through the reconciling work of Christ, they have now been made members of God’s family, fully equal to Jewish Christians. They are no longer outsiders (</w:t>
+        <w:t xml:space="preserve">). </w:t>
+      </w:r>
+    </w:p>
+    <w:p>
+      <w:pPr/>
+      <w:r>
+        <w:rPr>
+          <w:lang w:val="en_US" w:bidi="en_US"/>
+        </w:rPr>
+      </w:r>
+      <w:r>
+        <w:rPr>
+          <w:lang w:val="en_US" w:bidi="en_US"/>
+        </w:rPr>
+        <w:t>As Gentiles, they had been far from God and his blessings. But God showed them mercy. Through Christ’s work of making peace, they have now become members of God’s family. They are fully equal to Jewish Christians. They are no longer outsiders (</w:t>
       </w:r>
       <w:hyperlink r:id="rId25">
         <w:r>
@@ -571,7 +731,7 @@
         <w:rPr>
           <w:lang w:val="en_US" w:bidi="en_US"/>
         </w:rPr>
-        <w:t>).</w:t>
+        <w:t xml:space="preserve">). </w:t>
       </w:r>
     </w:p>
     <w:p>
@@ -585,7 +745,7 @@
         <w:rPr>
           <w:lang w:val="en_US" w:bidi="en_US"/>
         </w:rPr>
-        <w:t>Paul was the one commissioned by God to bring this wonderful Good News to them (</w:t>
+        <w:t>God chose Paul to share the gospel with them (</w:t>
       </w:r>
       <w:hyperlink r:id="rId26">
         <w:r>
@@ -603,7 +763,7 @@
         <w:rPr>
           <w:lang w:val="en_US" w:bidi="en_US"/>
         </w:rPr>
-        <w:t>). His second prayer for them (</w:t>
+        <w:t>). Paul then prays for them a second time (</w:t>
       </w:r>
       <w:hyperlink r:id="rId27">
         <w:r>
@@ -621,7 +781,79 @@
         <w:rPr>
           <w:lang w:val="en_US" w:bidi="en_US"/>
         </w:rPr>
-        <w:t>) is that God will give them spiritual power, strengthen them in their faith and love, enable them to understand Christ’s saving love fully, and fill them with the life and power of God himself.</w:t>
+        <w:t xml:space="preserve">). He asks God to: </w:t>
+      </w:r>
+    </w:p>
+    <w:p>
+      <w:pPr>
+        <w:pStyle w:val="ListBullet"/>
+        <w:spacing w:line="240" w:lineRule="auto"/>
+        <w:ind w:left="720"/>
+      </w:pPr>
+      <w:r>
+        <w:rPr>
+          <w:lang w:val="en_US" w:bidi="en_US"/>
+        </w:rPr>
+      </w:r>
+      <w:r>
+        <w:rPr>
+          <w:lang w:val="en_US" w:bidi="en_US"/>
+        </w:rPr>
+        <w:t xml:space="preserve">give them spiritual strength, </w:t>
+      </w:r>
+    </w:p>
+    <w:p>
+      <w:pPr>
+        <w:pStyle w:val="ListBullet"/>
+        <w:spacing w:line="240" w:lineRule="auto"/>
+        <w:ind w:left="720"/>
+      </w:pPr>
+      <w:r>
+        <w:rPr>
+          <w:lang w:val="en_US" w:bidi="en_US"/>
+        </w:rPr>
+      </w:r>
+      <w:r>
+        <w:rPr>
+          <w:lang w:val="en_US" w:bidi="en_US"/>
+        </w:rPr>
+        <w:t xml:space="preserve">make their faith and love stronger, </w:t>
+      </w:r>
+    </w:p>
+    <w:p>
+      <w:pPr>
+        <w:pStyle w:val="ListBullet"/>
+        <w:spacing w:line="240" w:lineRule="auto"/>
+        <w:ind w:left="720"/>
+      </w:pPr>
+      <w:r>
+        <w:rPr>
+          <w:lang w:val="en_US" w:bidi="en_US"/>
+        </w:rPr>
+      </w:r>
+      <w:r>
+        <w:rPr>
+          <w:lang w:val="en_US" w:bidi="en_US"/>
+        </w:rPr>
+        <w:t xml:space="preserve">help them understand Christ’s saving love, and </w:t>
+      </w:r>
+    </w:p>
+    <w:p>
+      <w:pPr>
+        <w:pStyle w:val="ListBullet"/>
+        <w:spacing w:line="240" w:lineRule="auto"/>
+        <w:ind w:left="720"/>
+      </w:pPr>
+      <w:r>
+        <w:rPr>
+          <w:lang w:val="en_US" w:bidi="en_US"/>
+        </w:rPr>
+      </w:r>
+      <w:r>
+        <w:rPr>
+          <w:lang w:val="en_US" w:bidi="en_US"/>
+        </w:rPr>
+        <w:t>fill them with God’s own life and power</w:t>
       </w:r>
     </w:p>
     <w:p>
@@ -635,7 +867,7 @@
         <w:rPr>
           <w:lang w:val="en_US" w:bidi="en_US"/>
         </w:rPr>
-        <w:t>In response, they are to live a life of humility, grace, and love—a life worthy of their calling, as they use their God-given gifts to build up the body of Christ (</w:t>
+        <w:t>In response, they should live with humility, grace, and love. Their lives should honor the calling God has given them. God has given each believer gifts. They should use these gifts to strengthen the body of Christ, which is the church (</w:t>
       </w:r>
       <w:hyperlink r:id="rId28">
         <w:r>
@@ -653,7 +885,7 @@
         <w:rPr>
           <w:lang w:val="en_US" w:bidi="en_US"/>
         </w:rPr>
-        <w:t>). They are to turn from the darkness of their former sinful ways and live as children of light. Filled with kindness and love in the Holy Spirit, and following the example of Christ, their lives are to please God in all things (</w:t>
+        <w:t>). They should turn away from their old sinful ways, which Paul calls darkness. Instead, they should live as children of light. The Holy Spirit should fill them with kindness and love. As they follow Christ’s example, they should seek to please God in everything (</w:t>
       </w:r>
       <w:hyperlink r:id="rId29">
         <w:r>
@@ -685,7 +917,7 @@
         <w:rPr>
           <w:lang w:val="en_US" w:bidi="en_US"/>
         </w:rPr>
-        <w:t>All their relationships at home—between husbands and wives, parents and children, masters and slaves—are to be characterized by respect and love, as they live for Christ (</w:t>
+        <w:t>All their relationships at home should show respect and love as they live for Christ. This includes relationships between husbands and wives, parents and children, and masters and slaves (</w:t>
       </w:r>
       <w:hyperlink r:id="rId30">
         <w:r>
@@ -703,7 +935,7 @@
         <w:rPr>
           <w:lang w:val="en_US" w:bidi="en_US"/>
         </w:rPr>
-        <w:t>). Finally, they are warned to take on God’s armor to protect themselves from the devil (</w:t>
+        <w:t>). At the end of the letter, Paul warns them to put on God’s armor. This means they must trust God’s strength to protect them from the devil (</w:t>
       </w:r>
       <w:hyperlink r:id="rId31">
         <w:r>
@@ -721,7 +953,7 @@
         <w:rPr>
           <w:lang w:val="en_US" w:bidi="en_US"/>
         </w:rPr>
-        <w:t>). Paul closes with some personal words and a benediction (</w:t>
+        <w:t>). Paul closes the letter with personal words and a blessing (</w:t>
       </w:r>
       <w:hyperlink r:id="rId32">
         <w:r>
@@ -764,7 +996,7 @@
         <w:rPr>
           <w:lang w:val="en_US" w:bidi="en_US"/>
         </w:rPr>
-        <w:t>Ephesians is traditionally ascribed to Paul, as are the other Prison Letters (Philippians, Colossians, and Philemon). However, on the basis of vocabulary, style, form, setting, purpose, and theological emphases, some have thought that Ephesians was written instead by a later disciple of Paul. Others see it as an original letter from Paul that has been reworked by a later editor.</w:t>
+        <w:t>Many Christians have traditionally believed that Paul wrote Ephesians. The same is true of the other Prison Letters: Philippians, Colossians, and Philemon.</w:t>
       </w:r>
     </w:p>
     <w:p>
@@ -778,7 +1010,61 @@
         <w:rPr>
           <w:lang w:val="en_US" w:bidi="en_US"/>
         </w:rPr>
-        <w:t xml:space="preserve">However, the letter is not at all incompatible with Paul’s thought and style. The supposed differences with the undisputed letters of Paul can be explained by taking account of (1) variations in Paul’s own vocabulary and style; (2) the different content of this letter (for example, </w:t>
+        <w:t>However, some scholars think a later follower of Paul may have written Ephesians. They base this view on its words, style, structure, setting, purpose, and main theological ideas. Other scholars think Paul wrote the original letter, but a later editor revised it.</w:t>
+      </w:r>
+    </w:p>
+    <w:p>
+      <w:pPr/>
+      <w:r>
+        <w:rPr>
+          <w:lang w:val="en_US" w:bidi="en_US"/>
+        </w:rPr>
+      </w:r>
+      <w:r>
+        <w:rPr>
+          <w:lang w:val="en_US" w:bidi="en_US"/>
+        </w:rPr>
+        <w:t>However, Ephesians fits well with Paul’s teaching and style. Some people say it is different from Paul’s other accepted letters. But these differences can be explained in several ways:</w:t>
+      </w:r>
+    </w:p>
+    <w:p>
+      <w:pPr>
+        <w:pStyle w:val="ListNumber"/>
+        <w:numPr>
+          <w:ilvl w:val="0"/>
+          <w:numId w:val="14"/>
+        </w:numPr>
+        <w:spacing w:line="240" w:lineRule="auto"/>
+        <w:ind w:left="720"/>
+      </w:pPr>
+      <w:r>
+        <w:rPr>
+          <w:lang w:val="en_US" w:bidi="en_US"/>
+        </w:rPr>
+      </w:r>
+      <w:r>
+        <w:rPr>
+          <w:lang w:val="en_US" w:bidi="en_US"/>
+        </w:rPr>
+        <w:t>Paul did not always use the same words or style.</w:t>
+      </w:r>
+    </w:p>
+    <w:p>
+      <w:pPr>
+        <w:pStyle w:val="ListNumber"/>
+        <w:spacing w:line="240" w:lineRule="auto"/>
+        <w:ind w:left="720"/>
+      </w:pPr>
+      <w:r>
+        <w:rPr>
+          <w:lang w:val="en_US" w:bidi="en_US"/>
+        </w:rPr>
+      </w:r>
+      <w:r>
+        <w:rPr>
+          <w:lang w:val="en_US" w:bidi="en_US"/>
+        </w:rPr>
+        <w:t xml:space="preserve">This letter also has different content. For example, </w:t>
       </w:r>
       <w:hyperlink r:id="rId19">
         <w:r>
@@ -789,14 +1075,50 @@
             <w:color w:val="0000EE"/>
             <w:u w:val="single"/>
           </w:rPr>
-          <w:t>Eph 1–3</w:t>
+          <w:t>Ephesians 1–3</w:t>
         </w:r>
       </w:hyperlink>
       <w:r>
         <w:rPr>
           <w:lang w:val="en_US" w:bidi="en_US"/>
         </w:rPr>
-        <w:t xml:space="preserve"> include extensive sections of blessing, praise, and prayer); (3) developments in Paul’s own thinking; (4) Paul’s use of secretaries (see </w:t>
+        <w:t xml:space="preserve"> includes long sections of blessing, praise, and prayer.</w:t>
+      </w:r>
+    </w:p>
+    <w:p>
+      <w:pPr>
+        <w:pStyle w:val="ListNumber"/>
+        <w:spacing w:line="240" w:lineRule="auto"/>
+        <w:ind w:left="720"/>
+      </w:pPr>
+      <w:r>
+        <w:rPr>
+          <w:lang w:val="en_US" w:bidi="en_US"/>
+        </w:rPr>
+      </w:r>
+      <w:r>
+        <w:rPr>
+          <w:lang w:val="en_US" w:bidi="en_US"/>
+        </w:rPr>
+        <w:t>Paul’s own thinking may also have developed over time.</w:t>
+      </w:r>
+    </w:p>
+    <w:p>
+      <w:pPr>
+        <w:pStyle w:val="ListNumber"/>
+        <w:spacing w:line="240" w:lineRule="auto"/>
+        <w:ind w:left="720"/>
+      </w:pPr>
+      <w:r>
+        <w:rPr>
+          <w:lang w:val="en_US" w:bidi="en_US"/>
+        </w:rPr>
+      </w:r>
+      <w:r>
+        <w:rPr>
+          <w:lang w:val="en_US" w:bidi="en_US"/>
+        </w:rPr>
+        <w:t xml:space="preserve">Paul also used secretaries to write down his words (see </w:t>
       </w:r>
       <w:hyperlink r:id="rId33">
         <w:r>
@@ -807,14 +1129,46 @@
             <w:color w:val="0000EE"/>
             <w:u w:val="single"/>
           </w:rPr>
-          <w:t>Rom 16:22</w:t>
+          <w:t>Romans 16:22</w:t>
         </w:r>
       </w:hyperlink>
       <w:r>
         <w:rPr>
           <w:lang w:val="en_US" w:bidi="en_US"/>
         </w:rPr>
-        <w:t>), who may have exercised some degree of freedom in putting his thoughts into their own words; and (5) the nature of Ephesians as a general letter sent to several churches, not just one. There is no compelling reason to deny that Paul authored it.</w:t>
+        <w:t>). These secretaries may have had some freedom to express Paul’s thoughts in their own words.</w:t>
+      </w:r>
+    </w:p>
+    <w:p>
+      <w:pPr>
+        <w:pStyle w:val="ListNumber"/>
+        <w:spacing w:line="240" w:lineRule="auto"/>
+        <w:ind w:left="720"/>
+      </w:pPr>
+      <w:r>
+        <w:rPr>
+          <w:lang w:val="en_US" w:bidi="en_US"/>
+        </w:rPr>
+      </w:r>
+      <w:r>
+        <w:rPr>
+          <w:lang w:val="en_US" w:bidi="en_US"/>
+        </w:rPr>
+        <w:t>Ephesians seems to be a general letter sent to several churches, not only to one church.</w:t>
+      </w:r>
+    </w:p>
+    <w:p>
+      <w:pPr/>
+      <w:r>
+        <w:rPr>
+          <w:lang w:val="en_US" w:bidi="en_US"/>
+        </w:rPr>
+      </w:r>
+      <w:r>
+        <w:rPr>
+          <w:lang w:val="en_US" w:bidi="en_US"/>
+        </w:rPr>
+        <w:t>For these reasons, there is no strong reason to deny that Paul wrote Ephesians.</w:t>
       </w:r>
     </w:p>
     <w:p>
@@ -839,7 +1193,29 @@
         <w:rPr>
           <w:lang w:val="en_US" w:bidi="en_US"/>
         </w:rPr>
-        <w:t xml:space="preserve">Though traditionally understood to have been written to the church at Ephesus, this letter may have been written as a general letter to be circulated to a number of different churches in the Roman province of Asia. This opinion is based on (1) the omission of the introductory words </w:t>
+        <w:t>Many Christians have traditionally believed that Ephesians was written to the church in Ephesus. But it may have been a general letter meant for several churches in the Roman province of Asia. There are two main reasons for this view:</w:t>
+      </w:r>
+    </w:p>
+    <w:p>
+      <w:pPr>
+        <w:pStyle w:val="ListNumber"/>
+        <w:numPr>
+          <w:ilvl w:val="0"/>
+          <w:numId w:val="15"/>
+        </w:numPr>
+        <w:spacing w:line="240" w:lineRule="auto"/>
+        <w:ind w:left="720"/>
+      </w:pPr>
+      <w:r>
+        <w:rPr>
+          <w:lang w:val="en_US" w:bidi="en_US"/>
+        </w:rPr>
+      </w:r>
+      <w:r>
+        <w:rPr>
+          <w:lang w:val="en_US" w:bidi="en_US"/>
+        </w:rPr>
+        <w:t xml:space="preserve">Many early manuscripts do not include the words </w:t>
       </w:r>
       <w:r>
         <w:rPr>
@@ -863,14 +1239,32 @@
             <w:color w:val="0000EE"/>
             <w:u w:val="single"/>
           </w:rPr>
-          <w:t>Eph 1:1</w:t>
+          <w:t>Ephesians 1:1</w:t>
         </w:r>
       </w:hyperlink>
       <w:r>
         <w:rPr>
           <w:lang w:val="en_US" w:bidi="en_US"/>
         </w:rPr>
-        <w:t xml:space="preserve">) in many of the earliest manuscripts, and (2) the lack of personal greetings or references in Ephesians—a surprising omission if the letter was intended for the church in Ephesus, given Paul’s extended stay in the city and personal acquaintance with the church there (see </w:t>
+        <w:t>).</w:t>
+      </w:r>
+    </w:p>
+    <w:p>
+      <w:pPr>
+        <w:pStyle w:val="ListNumber"/>
+        <w:spacing w:line="240" w:lineRule="auto"/>
+        <w:ind w:left="720"/>
+      </w:pPr>
+      <w:r>
+        <w:rPr>
+          <w:lang w:val="en_US" w:bidi="en_US"/>
+        </w:rPr>
+      </w:r>
+      <w:r>
+        <w:rPr>
+          <w:lang w:val="en_US" w:bidi="en_US"/>
+        </w:rPr>
+        <w:t xml:space="preserve">Ephesians does not include personal greetings or personal details. This is surprising if Paul wrote only to the church in Ephesus. Paul had spent a long time in that city and knew the believers there well (see </w:t>
       </w:r>
       <w:hyperlink r:id="rId35">
         <w:r>
@@ -931,7 +1325,21 @@
         <w:rPr>
           <w:lang w:val="en_US" w:bidi="en_US"/>
         </w:rPr>
-        <w:t xml:space="preserve">Ephesians is one of the Prison Letters (along with Philippians, Colossians, and Philemon), traditionally understood to have been written from Rome in AD 60–62 or shortly before Paul was executed around AD 64~65. This would place the Prison Letters among the last of Paul’s writings. However, they might better be understood as having been written from prison in Ephesus. In 2 Corinthians, written shortly after Paul left Ephesus, he refers to the strong opposition he encountered in the area and mentions having been in prison many times; see </w:t>
+        <w:t>Ephesians is one of the Prison Letters, along with Philippians, Colossians, and Philemon. Many Christians have traditionally believed that Paul wrote these letters from Rome in AD 60–62. Others think he wrote them shortly before he was put to death around AD 64 or 65. This would make the Prison Letters some of Paul’s last writings.</w:t>
+      </w:r>
+    </w:p>
+    <w:p>
+      <w:pPr/>
+      <w:r>
+        <w:rPr>
+          <w:lang w:val="en_US" w:bidi="en_US"/>
+        </w:rPr>
+      </w:r>
+      <w:r>
+        <w:rPr>
+          <w:lang w:val="en_US" w:bidi="en_US"/>
+        </w:rPr>
+        <w:t xml:space="preserve">However, Paul may have written these letters earlier, while he was in prison in Ephesus. In 2 Corinthians, written soon after Paul left Ephesus, Paul speaks about the strong opposition he faced in that area. He also says he had been in prison many times (see </w:t>
       </w:r>
       <w:hyperlink r:id="rId18">
         <w:r>
@@ -942,14 +1350,14 @@
             <w:color w:val="0000EE"/>
             <w:u w:val="single"/>
           </w:rPr>
-          <w:t>2 Cor 11:23–27</w:t>
+          <w:t>2 Corinthians 11:23–27</w:t>
         </w:r>
       </w:hyperlink>
       <w:r>
         <w:rPr>
           <w:lang w:val="en_US" w:bidi="en_US"/>
         </w:rPr>
-        <w:t>. If the Prison Letters were written from Ephesus, it would place them earlier in Paul’s life, around AD 53~56.</w:t>
+        <w:t>). If Paul wrote the Prison Letters from Ephesus, then he wrote them earlier in his life, around AD 53–56.</w:t>
       </w:r>
     </w:p>
     <w:p>
@@ -964,6 +1372,17 @@
       </w:r>
     </w:p>
     <w:p>
+      <w:pPr>
+        <w:pStyle w:val="Heading3"/>
+      </w:pPr>
+      <w:r>
+        <w:rPr>
+          <w:lang w:val="en_US" w:bidi="en_US"/>
+        </w:rPr>
+        <w:t xml:space="preserve">Praise for God’s Grace </w:t>
+      </w:r>
+    </w:p>
+    <w:p>
       <w:pPr/>
       <w:r>
         <w:rPr>
@@ -974,7 +1393,129 @@
         <w:rPr>
           <w:lang w:val="en_US" w:bidi="en_US"/>
         </w:rPr>
-        <w:t>Praise for God’s Grace. Perhaps more than any other book in the New Testament, Ephesians is filled with gratitude for the saving grace God has shown to those who believe in Jesus Christ. Solely by God’s grace, believers have been chosen, forgiven, called into his family, made his children, promised his eternal blessings, and given the gift of his Holy Spirit to mark them as belonging to him forever (</w:t>
+        <w:t>Ephesians gives more praise for God’s saving grace than almost any other book in the New Testament. God shows this grace to those who believe in Jesus Christ. Only by God’s grace, believers have been:</w:t>
+      </w:r>
+    </w:p>
+    <w:p>
+      <w:pPr>
+        <w:pStyle w:val="ListBullet"/>
+        <w:spacing w:line="240" w:lineRule="auto"/>
+        <w:ind w:left="720"/>
+      </w:pPr>
+      <w:r>
+        <w:rPr>
+          <w:lang w:val="en_US" w:bidi="en_US"/>
+        </w:rPr>
+      </w:r>
+      <w:r>
+        <w:rPr>
+          <w:lang w:val="en_US" w:bidi="en_US"/>
+        </w:rPr>
+        <w:t xml:space="preserve">chosen, </w:t>
+      </w:r>
+    </w:p>
+    <w:p>
+      <w:pPr>
+        <w:pStyle w:val="ListBullet"/>
+        <w:spacing w:line="240" w:lineRule="auto"/>
+        <w:ind w:left="720"/>
+      </w:pPr>
+      <w:r>
+        <w:rPr>
+          <w:lang w:val="en_US" w:bidi="en_US"/>
+        </w:rPr>
+      </w:r>
+      <w:r>
+        <w:rPr>
+          <w:lang w:val="en_US" w:bidi="en_US"/>
+        </w:rPr>
+        <w:t xml:space="preserve">forgiven, </w:t>
+      </w:r>
+    </w:p>
+    <w:p>
+      <w:pPr>
+        <w:pStyle w:val="ListBullet"/>
+        <w:spacing w:line="240" w:lineRule="auto"/>
+        <w:ind w:left="720"/>
+      </w:pPr>
+      <w:r>
+        <w:rPr>
+          <w:lang w:val="en_US" w:bidi="en_US"/>
+        </w:rPr>
+      </w:r>
+      <w:r>
+        <w:rPr>
+          <w:lang w:val="en_US" w:bidi="en_US"/>
+        </w:rPr>
+        <w:t xml:space="preserve">brought into God's family, </w:t>
+      </w:r>
+    </w:p>
+    <w:p>
+      <w:pPr>
+        <w:pStyle w:val="ListBullet"/>
+        <w:spacing w:line="240" w:lineRule="auto"/>
+        <w:ind w:left="720"/>
+      </w:pPr>
+      <w:r>
+        <w:rPr>
+          <w:lang w:val="en_US" w:bidi="en_US"/>
+        </w:rPr>
+      </w:r>
+      <w:r>
+        <w:rPr>
+          <w:lang w:val="en_US" w:bidi="en_US"/>
+        </w:rPr>
+        <w:t xml:space="preserve">made God's children, </w:t>
+      </w:r>
+    </w:p>
+    <w:p>
+      <w:pPr>
+        <w:pStyle w:val="ListBullet"/>
+        <w:spacing w:line="240" w:lineRule="auto"/>
+        <w:ind w:left="720"/>
+      </w:pPr>
+      <w:r>
+        <w:rPr>
+          <w:lang w:val="en_US" w:bidi="en_US"/>
+        </w:rPr>
+      </w:r>
+      <w:r>
+        <w:rPr>
+          <w:lang w:val="en_US" w:bidi="en_US"/>
+        </w:rPr>
+        <w:t xml:space="preserve">promised eternal blessings, and </w:t>
+      </w:r>
+    </w:p>
+    <w:p>
+      <w:pPr>
+        <w:pStyle w:val="ListBullet"/>
+        <w:spacing w:line="240" w:lineRule="auto"/>
+        <w:ind w:left="720"/>
+      </w:pPr>
+      <w:r>
+        <w:rPr>
+          <w:lang w:val="en_US" w:bidi="en_US"/>
+        </w:rPr>
+      </w:r>
+      <w:r>
+        <w:rPr>
+          <w:lang w:val="en_US" w:bidi="en_US"/>
+        </w:rPr>
+        <w:t xml:space="preserve">given the Holy Spirit. </w:t>
+      </w:r>
+    </w:p>
+    <w:p>
+      <w:pPr/>
+      <w:r>
+        <w:rPr>
+          <w:lang w:val="en_US" w:bidi="en_US"/>
+        </w:rPr>
+      </w:r>
+      <w:r>
+        <w:rPr>
+          <w:lang w:val="en_US" w:bidi="en_US"/>
+        </w:rPr>
+        <w:t>The Holy Spirit marks them as belonging to God forever (</w:t>
       </w:r>
       <w:hyperlink r:id="rId22">
         <w:r>
@@ -985,14 +1526,14 @@
             <w:color w:val="0000EE"/>
             <w:u w:val="single"/>
           </w:rPr>
-          <w:t>Eph 1:3–14</w:t>
+          <w:t>Ephesians 1:3–14</w:t>
         </w:r>
       </w:hyperlink>
       <w:r>
         <w:rPr>
           <w:lang w:val="en_US" w:bidi="en_US"/>
         </w:rPr>
-        <w:t>). Salvation can never be viewed as something that is earned; it is a sheer gift (</w:t>
+        <w:t>). Salvation is not something people can earn. It is a free gift from God (</w:t>
       </w:r>
       <w:hyperlink r:id="rId37">
         <w:r>
@@ -1003,14 +1544,26 @@
             <w:color w:val="0000EE"/>
             <w:u w:val="single"/>
           </w:rPr>
-          <w:t>Eph 2:8–9</w:t>
+          <w:t>Ephesians 2:</w:t>
         </w:r>
       </w:hyperlink>
-      <w:r>
-        <w:rPr>
-          <w:lang w:val="en_US" w:bidi="en_US"/>
-        </w:rPr>
-        <w:t>). As a result, believers know they are called to praise God forever for his amazing grace (</w:t>
+      <w:hyperlink r:id="rId24">
+        <w:r>
+          <w:rPr>
+            <w:lang w:val="en_US" w:bidi="en_US"/>
+          </w:rPr>
+          <w:rPr>
+            <w:color w:val="0000EE"/>
+            <w:u w:val="single"/>
+          </w:rPr>
+          <w:t>1–10</w:t>
+        </w:r>
+      </w:hyperlink>
+      <w:r>
+        <w:rPr>
+          <w:lang w:val="en_US" w:bidi="en_US"/>
+        </w:rPr>
+        <w:t>). Because of this, believers know they are called to praise God forever for his amazing grace (</w:t>
       </w:r>
       <w:hyperlink r:id="rId38">
         <w:r>
@@ -1021,7 +1574,7 @@
             <w:color w:val="0000EE"/>
             <w:u w:val="single"/>
           </w:rPr>
-          <w:t>Eph 1:6</w:t>
+          <w:t>Ephesians 1:6</w:t>
         </w:r>
       </w:hyperlink>
       <w:r>
@@ -1064,7 +1617,18 @@
         <w:rPr>
           <w:lang w:val="en_US" w:bidi="en_US"/>
         </w:rPr>
-        <w:t>). They can do nothing less, for they owe him everything.</w:t>
+        <w:t>). They can give no smaller response, because they owe everything to him.</w:t>
+      </w:r>
+    </w:p>
+    <w:p>
+      <w:pPr>
+        <w:pStyle w:val="Heading3"/>
+      </w:pPr>
+      <w:r>
+        <w:rPr>
+          <w:lang w:val="en_US" w:bidi="en_US"/>
+        </w:rPr>
+        <w:t>The Condemned State of Human Beings</w:t>
       </w:r>
     </w:p>
     <w:p>
@@ -1078,7 +1642,7 @@
         <w:rPr>
           <w:lang w:val="en_US" w:bidi="en_US"/>
         </w:rPr>
-        <w:t xml:space="preserve">The Condemned State of Human Beings. The awareness of grace that pervades the first three chapters of Ephesians is heightened by Paul’s contrasting emphasis on sin and God’s judgment upon it. What is true of his readers is true of everyone, since all stand under God’s judgment (see </w:t>
+        <w:t xml:space="preserve">The first three chapters of Ephesians are full of praise for God’s grace. This grace stands out even more because Paul also speaks about sin and God’s judgment against it. What is true of Paul’s readers is true of all people. All people will experience God’s judgment (see </w:t>
       </w:r>
       <w:hyperlink r:id="rId41">
         <w:r>
@@ -1089,7 +1653,7 @@
             <w:color w:val="0000EE"/>
             <w:u w:val="single"/>
           </w:rPr>
-          <w:t>Eph 2:1–3</w:t>
+          <w:t>Ephesians 2:1–3</w:t>
         </w:r>
       </w:hyperlink>
       <w:r>
@@ -1114,7 +1678,21 @@
         <w:rPr>
           <w:lang w:val="en_US" w:bidi="en_US"/>
         </w:rPr>
-        <w:t xml:space="preserve">). Every human being stands guilty and condemned before the eternal judgment of God, who cannot tolerate sin. This concept seems troublingly harsh to modern ways of thinking; behind it stands a much stronger view of human sin and of the utter holiness of God than most Westerners today are used to. Apart from Christ, human beings are driven by sin and subject to the devil. Evangelism is therefore urgent (see </w:t>
+        <w:t>). Every person is guilty before God and faces his final judgment, because God is completely holy and cannot accept sin.</w:t>
+      </w:r>
+    </w:p>
+    <w:p>
+      <w:pPr/>
+      <w:r>
+        <w:rPr>
+          <w:lang w:val="en_US" w:bidi="en_US"/>
+        </w:rPr>
+      </w:r>
+      <w:r>
+        <w:rPr>
+          <w:lang w:val="en_US" w:bidi="en_US"/>
+        </w:rPr>
+        <w:t xml:space="preserve">This idea may sound harsh to many people today. But it comes from a serious view of human sin and of God’s complete holiness. Apart from Christ, human beings are ruled by sin and are under the power of the devil. For this reason, sharing the good news is urgent (see </w:t>
       </w:r>
       <w:hyperlink r:id="rId43">
         <w:r>
@@ -1132,7 +1710,7 @@
         <w:rPr>
           <w:lang w:val="en_US" w:bidi="en_US"/>
         </w:rPr>
-        <w:t xml:space="preserve">; cp. </w:t>
+        <w:t xml:space="preserve">; compare </w:t>
       </w:r>
       <w:hyperlink r:id="rId44">
         <w:r>
@@ -1143,7 +1721,7 @@
             <w:color w:val="0000EE"/>
             <w:u w:val="single"/>
           </w:rPr>
-          <w:t>Rom 9:1–3</w:t>
+          <w:t>Romans 9:1–3</w:t>
         </w:r>
       </w:hyperlink>
       <w:r>
@@ -1172,6 +1750,17 @@
       </w:r>
     </w:p>
     <w:p>
+      <w:pPr>
+        <w:pStyle w:val="Heading3"/>
+      </w:pPr>
+      <w:r>
+        <w:rPr>
+          <w:lang w:val="en_US" w:bidi="en_US"/>
+        </w:rPr>
+        <w:t>The Unity of the Church</w:t>
+      </w:r>
+    </w:p>
+    <w:p>
       <w:pPr/>
       <w:r>
         <w:rPr>
@@ -1182,7 +1771,7 @@
         <w:rPr>
           <w:lang w:val="en_US" w:bidi="en_US"/>
         </w:rPr>
-        <w:t xml:space="preserve">The Unity of the Church. God’s amazing plan is to include Gentiles in his family (see </w:t>
+        <w:t xml:space="preserve">God’s wonderful plan is to include Gentiles in his family (see </w:t>
       </w:r>
       <w:hyperlink r:id="rId46">
         <w:r>
@@ -1193,14 +1782,14 @@
             <w:color w:val="0000EE"/>
             <w:u w:val="single"/>
           </w:rPr>
-          <w:t>Eph 2:11–3:6</w:t>
+          <w:t>Ephesians 2:11–3:6</w:t>
         </w:r>
       </w:hyperlink>
       <w:r>
         <w:rPr>
           <w:lang w:val="en_US" w:bidi="en_US"/>
         </w:rPr>
-        <w:t xml:space="preserve">). Ethnic distinctions mean nothing to God and they should mean nothing to God’s people (cp. </w:t>
+        <w:t xml:space="preserve">). Ethnic differences do not make one group more important than another before God. They should not divide God’s people (compare </w:t>
       </w:r>
       <w:hyperlink r:id="rId47">
         <w:r>
@@ -1211,14 +1800,14 @@
             <w:color w:val="0000EE"/>
             <w:u w:val="single"/>
           </w:rPr>
-          <w:t>Gal 3:28</w:t>
+          <w:t>Galatians 3:28</w:t>
         </w:r>
       </w:hyperlink>
       <w:r>
         <w:rPr>
           <w:lang w:val="en_US" w:bidi="en_US"/>
         </w:rPr>
-        <w:t xml:space="preserve">). Because God has joined people from all ethnic backgrounds together in his church (see </w:t>
+        <w:t xml:space="preserve">). God has united people from every ethnic background in his church (see </w:t>
       </w:r>
       <w:hyperlink r:id="rId48">
         <w:r>
@@ -1229,7 +1818,7 @@
             <w:color w:val="0000EE"/>
             <w:u w:val="single"/>
           </w:rPr>
-          <w:t>Eph 2:14–17</w:t>
+          <w:t>Ephesians 2:14–17</w:t>
         </w:r>
       </w:hyperlink>
       <w:r>
@@ -1254,7 +1843,7 @@
         <w:rPr>
           <w:lang w:val="en_US" w:bidi="en_US"/>
         </w:rPr>
-        <w:t xml:space="preserve">), believers should respond by warmly welcoming one another in humility, grace, and love, without consideration of ethnic differences (see </w:t>
+        <w:t xml:space="preserve">). Because of this, believers should welcome one another with humility, grace, and love. They should not treat people differently because of their ethnic background (see </w:t>
       </w:r>
       <w:hyperlink r:id="rId50">
         <w:r>
@@ -1265,7 +1854,7 @@
             <w:color w:val="0000EE"/>
             <w:u w:val="single"/>
           </w:rPr>
-          <w:t>Eph 4:1–6</w:t>
+          <w:t>Ephesians 4:1–6</w:t>
         </w:r>
       </w:hyperlink>
       <w:r>
@@ -1283,14 +1872,25 @@
             <w:color w:val="0000EE"/>
             <w:u w:val="single"/>
           </w:rPr>
-          <w:t>Rom 15:5–7</w:t>
+          <w:t>Romans 15:5–7</w:t>
         </w:r>
       </w:hyperlink>
       <w:r>
         <w:rPr>
           <w:lang w:val="en_US" w:bidi="en_US"/>
         </w:rPr>
-        <w:t>). In the church, one’s identity is defined only by one’s faith in Christ.</w:t>
+        <w:t>). In the church, a person’s deepest identity comes from faith in Christ.</w:t>
+      </w:r>
+    </w:p>
+    <w:p>
+      <w:pPr>
+        <w:pStyle w:val="Heading3"/>
+      </w:pPr>
+      <w:r>
+        <w:rPr>
+          <w:lang w:val="en_US" w:bidi="en_US"/>
+        </w:rPr>
+        <w:t>Living Like Christ</w:t>
       </w:r>
     </w:p>
     <w:p>
@@ -1304,7 +1904,7 @@
         <w:rPr>
           <w:lang w:val="en_US" w:bidi="en_US"/>
         </w:rPr>
-        <w:t xml:space="preserve">Living Like Christ. In </w:t>
+        <w:t xml:space="preserve">In </w:t>
       </w:r>
       <w:hyperlink r:id="rId20">
         <w:r>
@@ -1315,14 +1915,14 @@
             <w:color w:val="0000EE"/>
             <w:u w:val="single"/>
           </w:rPr>
-          <w:t>Eph 4–6</w:t>
+          <w:t>Ephesians 4–6</w:t>
         </w:r>
       </w:hyperlink>
       <w:r>
         <w:rPr>
           <w:lang w:val="en_US" w:bidi="en_US"/>
         </w:rPr>
-        <w:t>, Paul gives us a beautiful picture of the Christian life as it ought to be lived. Believers are to turn away from the darkness of their former lives and, filled with the Holy Spirit, to live as new people of light, seeking only what is “good and right and true” (</w:t>
+        <w:t>, Paul describes how Christians should live. Believers should turn away from their old sinful ways, which Paul calls darkness. Filled with the Holy Spirit, they should live as new people who belong to the light. They should seek only what is good, right, and true (</w:t>
       </w:r>
       <w:hyperlink r:id="rId52">
         <w:r>
@@ -1333,14 +1933,14 @@
             <w:color w:val="0000EE"/>
             <w:u w:val="single"/>
           </w:rPr>
-          <w:t>Eph 5:9</w:t>
+          <w:t>Ephesians 5:9</w:t>
         </w:r>
       </w:hyperlink>
       <w:r>
         <w:rPr>
           <w:lang w:val="en_US" w:bidi="en_US"/>
         </w:rPr>
-        <w:t xml:space="preserve">). They are to express gentleness, integrity, respect, kindness, and love to others. In relation to God, their lives are to be filled with purity, praise, and thanksgiving (see </w:t>
+        <w:t xml:space="preserve">). Believers should show gentleness, honesty, respect, kindness, and love to others. Their lives before God should be full of purity, praise, and thanks (see </w:t>
       </w:r>
       <w:hyperlink r:id="rId29">
         <w:r>
@@ -1351,14 +1951,14 @@
             <w:color w:val="0000EE"/>
             <w:u w:val="single"/>
           </w:rPr>
-          <w:t>Eph 4:17–5:20</w:t>
+          <w:t>Ephesians 4:17–5:20</w:t>
         </w:r>
       </w:hyperlink>
       <w:r>
         <w:rPr>
           <w:lang w:val="en_US" w:bidi="en_US"/>
         </w:rPr>
-        <w:t xml:space="preserve">). Believers are to become like Christ and to reflect him in all they do and say (see </w:t>
+        <w:t xml:space="preserve">). Believers should become like Christ and show his character in all they do and say (see </w:t>
       </w:r>
       <w:hyperlink r:id="rId53">
         <w:r>
@@ -1369,7 +1969,7 @@
             <w:color w:val="0000EE"/>
             <w:u w:val="single"/>
           </w:rPr>
-          <w:t>Eph 4:13</w:t>
+          <w:t>Ephesians 4:13</w:t>
         </w:r>
       </w:hyperlink>
       <w:r>
@@ -1405,14 +2005,14 @@
             <w:color w:val="0000EE"/>
             <w:u w:val="single"/>
           </w:rPr>
-          <w:t>Rom 8:29</w:t>
+          <w:t>Romans 8:29</w:t>
         </w:r>
       </w:hyperlink>
       <w:r>
         <w:rPr>
           <w:lang w:val="en_US" w:bidi="en_US"/>
         </w:rPr>
-        <w:t xml:space="preserve">). In Christ, they have been created anew to be like God (see </w:t>
+        <w:t xml:space="preserve">). In Christ, God has made them new so they can become like him (see </w:t>
       </w:r>
       <w:hyperlink r:id="rId56">
         <w:r>
@@ -1423,7 +2023,7 @@
             <w:color w:val="0000EE"/>
             <w:u w:val="single"/>
           </w:rPr>
-          <w:t>Eph 4:24</w:t>
+          <w:t>Ephesians 4:24</w:t>
         </w:r>
       </w:hyperlink>
       <w:r>
@@ -1452,6 +2052,17 @@
       </w:r>
     </w:p>
     <w:p>
+      <w:pPr>
+        <w:pStyle w:val="Heading3"/>
+      </w:pPr>
+      <w:r>
+        <w:rPr>
+          <w:lang w:val="en_US" w:bidi="en_US"/>
+        </w:rPr>
+        <w:t>Respect and Love at Home</w:t>
+      </w:r>
+    </w:p>
+    <w:p>
       <w:pPr/>
       <w:r>
         <w:rPr>
@@ -1462,7 +2073,7 @@
         <w:rPr>
           <w:lang w:val="en_US" w:bidi="en_US"/>
         </w:rPr>
-        <w:t xml:space="preserve">Respect and Love at Home. In </w:t>
+        <w:t xml:space="preserve">In </w:t>
       </w:r>
       <w:hyperlink r:id="rId30">
         <w:r>
@@ -1473,14 +2084,25 @@
             <w:color w:val="0000EE"/>
             <w:u w:val="single"/>
           </w:rPr>
-          <w:t>Eph 5:21–6:9</w:t>
+          <w:t>Ephesians 5:21–6:9</w:t>
         </w:r>
       </w:hyperlink>
       <w:r>
         <w:rPr>
           <w:lang w:val="en_US" w:bidi="en_US"/>
         </w:rPr>
-        <w:t>, Paul emphasizes the importance of showing respect and love to those with whom one lives. He maintains and honors the traditional cultural relationships (including those between husbands and wives, parents and children, and masters and slaves), while stressing that, in all relationships, believers’ attitudes are to be those of Christ.</w:t>
+        <w:t>, Paul teaches believers to show respect and love to the people in their homes. This includes husbands and wives, parents and children, and masters and slaves. Paul refers to the family and household relationships that were common in his time. But he also teaches that believers should act like Christ in every relationship.</w:t>
+      </w:r>
+    </w:p>
+    <w:p>
+      <w:pPr>
+        <w:pStyle w:val="Heading3"/>
+      </w:pPr>
+      <w:r>
+        <w:rPr>
+          <w:lang w:val="en_US" w:bidi="en_US"/>
+        </w:rPr>
+        <w:t>Spiritual War</w:t>
       </w:r>
     </w:p>
     <w:p>
@@ -1489,12 +2111,6 @@
         <w:rPr>
           <w:lang w:val="en_US" w:bidi="en_US"/>
         </w:rPr>
-      </w:r>
-      <w:r>
-        <w:rPr>
-          <w:lang w:val="en_US" w:bidi="en_US"/>
-        </w:rPr>
-        <w:t xml:space="preserve">Spiritual War. </w:t>
       </w:r>
       <w:hyperlink r:id="rId31">
         <w:r>
@@ -1512,7 +2128,21 @@
         <w:rPr>
           <w:lang w:val="en_US" w:bidi="en_US"/>
         </w:rPr>
-        <w:t xml:space="preserve"> gives the fullest New Testament account of how believers are to protect themselves in their war against the devil. In this spiritual battle, believers cannot rely on their own resources, but must use the weapons the Lord supplies. Significantly, all of the weapons described—except the short-bladed sword—are defensive weapons. There is no picture here of Christians attacking the devil. Though the devil’s opposition is to be taken seriously, Paul’s view of the Christian life does not center on spiritual warfare in an aggressive or offensive sense.</w:t>
+        <w:t xml:space="preserve"> gives the clearest New Testament teaching about how believers should protect themselves against the devil. Paul uses figurative language when he speaks about armor, weapons, and battle. He is not talking about a physical war. He is using the idea of a soldier’s armor to describe how believers depend on God’s strength, truth, faith, salvation, and word. In this spiritual battle, believers cannot depend on their own strength. They must use what God gives them.</w:t>
+      </w:r>
+    </w:p>
+    <w:p>
+      <w:pPr/>
+      <w:r>
+        <w:rPr>
+          <w:lang w:val="en_US" w:bidi="en_US"/>
+        </w:rPr>
+      </w:r>
+      <w:r>
+        <w:rPr>
+          <w:lang w:val="en_US" w:bidi="en_US"/>
+        </w:rPr>
+        <w:t>Most of the armor Paul describes is for defense. Only the short sword is a weapon for attack. Paul is not describing Christians as people who go out to attack the devil. Believers should take the devil’s opposition seriously. But Paul does not make spiritual war the main focus of the Christian life. He does not teach believers to think of it mainly as an aggressive or offensive battle.</w:t>
       </w:r>
       <w:r>
         <w:rPr>
@@ -3414,6 +4044,18 @@
   </w:num>
   <w:num w:numId="13" w16cid:durableId="592781308">
     <w:abstractNumId w:val="11"/>
+  </w:num>
+  <w:num w:numId="14">
+    <w:abstractNumId w:val="3"/>
+    <w:lvlOverride w:ilvl="0">
+      <w:startOverride w:val="1"/>
+    </w:lvlOverride>
+  </w:num>
+  <w:num w:numId="15">
+    <w:abstractNumId w:val="3"/>
+    <w:lvlOverride w:ilvl="0">
+      <w:startOverride w:val="1"/>
+    </w:lvlOverride>
   </w:num>
   <w:numIdMacAtCleanup w:val="10"/>
 </w:numbering>

--- a/eng/docx/49.content.docx
+++ b/eng/docx/49.content.docx
@@ -19,7 +19,7 @@
         <w:rPr>
           <w:lang w:val="en_US" w:bidi="en_US"/>
         </w:rPr>
-        <w:t>Resource: Tyndale Open Study Notes</w:t>
+        <w:t>Resource: Aquifer Open Study Notes (Book Intros)</w:t>
       </w:r>
       <w:r>
         <w:rPr>
@@ -112,7 +112,7 @@
         <w:rPr>
           <w:lang w:val="en_US" w:bidi="en_US"/>
         </w:rPr>
-        <w:t>Tyndale Open Study Notes</w:t>
+        <w:t>Aquifer Open Study Notes (Book Intros)</w:t>
       </w:r>
     </w:p>
     <w:p>

--- a/eng/docx/49.content.docx
+++ b/eng/docx/49.content.docx
@@ -286,108 +286,72 @@
         </w:rPr>
         <w:t xml:space="preserve">After a short first visit to Ephesus, Paul returned and stayed there for about two to three years (see </w:t>
       </w:r>
-      <w:hyperlink r:id="rId13">
-        <w:r>
-          <w:rPr>
-            <w:lang w:val="en_US" w:bidi="en_US"/>
-          </w:rPr>
-          <w:rPr>
-            <w:color w:val="0000EE"/>
-            <w:u w:val="single"/>
-          </w:rPr>
-          <w:t>Acts 18:19–21</w:t>
-        </w:r>
-      </w:hyperlink>
+      <w:r>
+        <w:rPr>
+          <w:lang w:val="en_US" w:bidi="en_US"/>
+        </w:rPr>
+        <w:t>Acts 18:19–21</w:t>
+      </w:r>
       <w:r>
         <w:rPr>
           <w:lang w:val="en_US" w:bidi="en_US"/>
         </w:rPr>
         <w:t>;</w:t>
       </w:r>
-      <w:hyperlink r:id="rId14">
-        <w:r>
-          <w:rPr>
-            <w:lang w:val="en_US" w:bidi="en_US"/>
-          </w:rPr>
-          <w:rPr>
-            <w:color w:val="0000EE"/>
-            <w:u w:val="single"/>
-          </w:rPr>
-          <w:t xml:space="preserve"> 19:1–20:1</w:t>
-        </w:r>
-      </w:hyperlink>
+      <w:r>
+        <w:rPr>
+          <w:lang w:val="en_US" w:bidi="en_US"/>
+        </w:rPr>
+        <w:t xml:space="preserve"> 19:1–20:1</w:t>
+      </w:r>
       <w:r>
         <w:rPr>
           <w:lang w:val="en_US" w:bidi="en_US"/>
         </w:rPr>
         <w:t xml:space="preserve">). Ephesus was a large and successful city, but Paul’s time there was difficult. Many people opposed him, and he suffered greatly (see </w:t>
       </w:r>
-      <w:hyperlink r:id="rId15">
-        <w:r>
-          <w:rPr>
-            <w:lang w:val="en_US" w:bidi="en_US"/>
-          </w:rPr>
-          <w:rPr>
-            <w:color w:val="0000EE"/>
-            <w:u w:val="single"/>
-          </w:rPr>
-          <w:t>Acts 19:21–41</w:t>
-        </w:r>
-      </w:hyperlink>
+      <w:r>
+        <w:rPr>
+          <w:lang w:val="en_US" w:bidi="en_US"/>
+        </w:rPr>
+        <w:t>Acts 19:21–41</w:t>
+      </w:r>
       <w:r>
         <w:rPr>
           <w:lang w:val="en_US" w:bidi="en_US"/>
         </w:rPr>
         <w:t xml:space="preserve">; </w:t>
       </w:r>
-      <w:hyperlink r:id="rId16">
-        <w:r>
-          <w:rPr>
-            <w:lang w:val="en_US" w:bidi="en_US"/>
-          </w:rPr>
-          <w:rPr>
-            <w:color w:val="0000EE"/>
-            <w:u w:val="single"/>
-          </w:rPr>
-          <w:t>1 Corinthians 15:32</w:t>
-        </w:r>
-      </w:hyperlink>
+      <w:r>
+        <w:rPr>
+          <w:lang w:val="en_US" w:bidi="en_US"/>
+        </w:rPr>
+        <w:t>1 Corinthians 15:32</w:t>
+      </w:r>
       <w:r>
         <w:rPr>
           <w:lang w:val="en_US" w:bidi="en_US"/>
         </w:rPr>
         <w:t xml:space="preserve">; </w:t>
       </w:r>
-      <w:hyperlink r:id="rId17">
-        <w:r>
-          <w:rPr>
-            <w:lang w:val="en_US" w:bidi="en_US"/>
-          </w:rPr>
-          <w:rPr>
-            <w:color w:val="0000EE"/>
-            <w:u w:val="single"/>
-          </w:rPr>
-          <w:t>2 Corinthians 1:8–9</w:t>
-        </w:r>
-      </w:hyperlink>
+      <w:r>
+        <w:rPr>
+          <w:lang w:val="en_US" w:bidi="en_US"/>
+        </w:rPr>
+        <w:t>2 Corinthians 1:8–9</w:t>
+      </w:r>
       <w:r>
         <w:rPr>
           <w:lang w:val="en_US" w:bidi="en_US"/>
         </w:rPr>
         <w:t xml:space="preserve">; </w:t>
       </w:r>
-      <w:hyperlink r:id="rId18">
-        <w:r>
-          <w:rPr>
-            <w:lang w:val="en_US" w:bidi="en_US"/>
-          </w:rPr>
-          <w:rPr>
-            <w:color w:val="0000EE"/>
-            <w:u w:val="single"/>
-          </w:rPr>
-          <w:t>11:23–27</w:t>
-        </w:r>
-      </w:hyperlink>
+      <w:r>
+        <w:rPr>
+          <w:lang w:val="en_US" w:bidi="en_US"/>
+        </w:rPr>
+        <w:t>11:23–27</w:t>
+      </w:r>
       <w:r>
         <w:rPr>
           <w:lang w:val="en_US" w:bidi="en_US"/>
@@ -475,36 +439,24 @@
         </w:rPr>
         <w:t>Paul praises God for all God has done. Paul gives a beautiful summary of the good news of God’s saving grace in Jesus Christ. He makes clear that this grace is for Gentiles as well as Jews (</w:t>
       </w:r>
-      <w:hyperlink r:id="rId19">
-        <w:r>
-          <w:rPr>
-            <w:lang w:val="en_US" w:bidi="en_US"/>
-          </w:rPr>
-          <w:rPr>
-            <w:color w:val="0000EE"/>
-            <w:u w:val="single"/>
-          </w:rPr>
-          <w:t>chapters 1–3</w:t>
-        </w:r>
-      </w:hyperlink>
+      <w:r>
+        <w:rPr>
+          <w:lang w:val="en_US" w:bidi="en_US"/>
+        </w:rPr>
+        <w:t>chapters 1–3</w:t>
+      </w:r>
       <w:r>
         <w:rPr>
           <w:lang w:val="en_US" w:bidi="en_US"/>
         </w:rPr>
         <w:t>). Paul also gives practical teaching about how believers should live in response. They must turn away from their former way of life and become truly good, growing to be like Christ (</w:t>
       </w:r>
-      <w:hyperlink r:id="rId20">
-        <w:r>
-          <w:rPr>
-            <w:lang w:val="en_US" w:bidi="en_US"/>
-          </w:rPr>
-          <w:rPr>
-            <w:color w:val="0000EE"/>
-            <w:u w:val="single"/>
-          </w:rPr>
-          <w:t>chapters 4–6</w:t>
-        </w:r>
-      </w:hyperlink>
+      <w:r>
+        <w:rPr>
+          <w:lang w:val="en_US" w:bidi="en_US"/>
+        </w:rPr>
+        <w:t>chapters 4–6</w:t>
+      </w:r>
       <w:r>
         <w:rPr>
           <w:lang w:val="en_US" w:bidi="en_US"/>
@@ -525,36 +477,24 @@
         </w:rPr>
         <w:t>After a short introduction, Paul praises God for the amazing grace believers have received in Christ (</w:t>
       </w:r>
-      <w:hyperlink r:id="rId21">
-        <w:r>
-          <w:rPr>
-            <w:lang w:val="en_US" w:bidi="en_US"/>
-          </w:rPr>
-          <w:rPr>
-            <w:color w:val="0000EE"/>
-            <w:u w:val="single"/>
-          </w:rPr>
-          <w:t>1:1–2</w:t>
-        </w:r>
-      </w:hyperlink>
+      <w:r>
+        <w:rPr>
+          <w:lang w:val="en_US" w:bidi="en_US"/>
+        </w:rPr>
+        <w:t>1:1–2</w:t>
+      </w:r>
       <w:r>
         <w:rPr>
           <w:lang w:val="en_US" w:bidi="en_US"/>
         </w:rPr>
         <w:t xml:space="preserve">; </w:t>
       </w:r>
-      <w:hyperlink r:id="rId22">
-        <w:r>
-          <w:rPr>
-            <w:lang w:val="en_US" w:bidi="en_US"/>
-          </w:rPr>
-          <w:rPr>
-            <w:color w:val="0000EE"/>
-            <w:u w:val="single"/>
-          </w:rPr>
-          <w:t>1:3–14</w:t>
-        </w:r>
-      </w:hyperlink>
+      <w:r>
+        <w:rPr>
+          <w:lang w:val="en_US" w:bidi="en_US"/>
+        </w:rPr>
+        <w:t>1:3–14</w:t>
+      </w:r>
       <w:r>
         <w:rPr>
           <w:lang w:val="en_US" w:bidi="en_US"/>
@@ -665,36 +605,24 @@
         </w:rPr>
         <w:t>Because of his ruling love, God has chosen them, forgiven them, brought them into his family, made them his children, and promised them eternal blessings (</w:t>
       </w:r>
-      <w:hyperlink r:id="rId23">
-        <w:r>
-          <w:rPr>
-            <w:lang w:val="en_US" w:bidi="en_US"/>
-          </w:rPr>
-          <w:rPr>
-            <w:color w:val="0000EE"/>
-            <w:u w:val="single"/>
-          </w:rPr>
-          <w:t>1:15–23</w:t>
-        </w:r>
-      </w:hyperlink>
+      <w:r>
+        <w:rPr>
+          <w:lang w:val="en_US" w:bidi="en_US"/>
+        </w:rPr>
+        <w:t>1:15–23</w:t>
+      </w:r>
       <w:r>
         <w:rPr>
           <w:lang w:val="en_US" w:bidi="en_US"/>
         </w:rPr>
         <w:t>). They deserved God’s judgment. But God saved them by his grace, not because of anything they had done. He saved them because they are joined to Christ (</w:t>
       </w:r>
-      <w:hyperlink r:id="rId24">
-        <w:r>
-          <w:rPr>
-            <w:lang w:val="en_US" w:bidi="en_US"/>
-          </w:rPr>
-          <w:rPr>
-            <w:color w:val="0000EE"/>
-            <w:u w:val="single"/>
-          </w:rPr>
-          <w:t>2:1–10</w:t>
-        </w:r>
-      </w:hyperlink>
+      <w:r>
+        <w:rPr>
+          <w:lang w:val="en_US" w:bidi="en_US"/>
+        </w:rPr>
+        <w:t>2:1–10</w:t>
+      </w:r>
       <w:r>
         <w:rPr>
           <w:lang w:val="en_US" w:bidi="en_US"/>
@@ -715,18 +643,12 @@
         </w:rPr>
         <w:t>As Gentiles, they had been far from God and his blessings. But God showed them mercy. Through Christ’s work of making peace, they have now become members of God’s family. They are fully equal to Jewish Christians. They are no longer outsiders (</w:t>
       </w:r>
-      <w:hyperlink r:id="rId25">
-        <w:r>
-          <w:rPr>
-            <w:lang w:val="en_US" w:bidi="en_US"/>
-          </w:rPr>
-          <w:rPr>
-            <w:color w:val="0000EE"/>
-            <w:u w:val="single"/>
-          </w:rPr>
-          <w:t>2:11–22</w:t>
-        </w:r>
-      </w:hyperlink>
+      <w:r>
+        <w:rPr>
+          <w:lang w:val="en_US" w:bidi="en_US"/>
+        </w:rPr>
+        <w:t>2:11–22</w:t>
+      </w:r>
       <w:r>
         <w:rPr>
           <w:lang w:val="en_US" w:bidi="en_US"/>
@@ -747,36 +669,24 @@
         </w:rPr>
         <w:t>God chose Paul to share the gospel with them (</w:t>
       </w:r>
-      <w:hyperlink r:id="rId26">
-        <w:r>
-          <w:rPr>
-            <w:lang w:val="en_US" w:bidi="en_US"/>
-          </w:rPr>
-          <w:rPr>
-            <w:color w:val="0000EE"/>
-            <w:u w:val="single"/>
-          </w:rPr>
-          <w:t>3:1–13</w:t>
-        </w:r>
-      </w:hyperlink>
+      <w:r>
+        <w:rPr>
+          <w:lang w:val="en_US" w:bidi="en_US"/>
+        </w:rPr>
+        <w:t>3:1–13</w:t>
+      </w:r>
       <w:r>
         <w:rPr>
           <w:lang w:val="en_US" w:bidi="en_US"/>
         </w:rPr>
         <w:t>). Paul then prays for them a second time (</w:t>
       </w:r>
-      <w:hyperlink r:id="rId27">
-        <w:r>
-          <w:rPr>
-            <w:lang w:val="en_US" w:bidi="en_US"/>
-          </w:rPr>
-          <w:rPr>
-            <w:color w:val="0000EE"/>
-            <w:u w:val="single"/>
-          </w:rPr>
-          <w:t>3:14–21</w:t>
-        </w:r>
-      </w:hyperlink>
+      <w:r>
+        <w:rPr>
+          <w:lang w:val="en_US" w:bidi="en_US"/>
+        </w:rPr>
+        <w:t>3:14–21</w:t>
+      </w:r>
       <w:r>
         <w:rPr>
           <w:lang w:val="en_US" w:bidi="en_US"/>
@@ -869,36 +779,24 @@
         </w:rPr>
         <w:t>In response, they should live with humility, grace, and love. Their lives should honor the calling God has given them. God has given each believer gifts. They should use these gifts to strengthen the body of Christ, which is the church (</w:t>
       </w:r>
-      <w:hyperlink r:id="rId28">
-        <w:r>
-          <w:rPr>
-            <w:lang w:val="en_US" w:bidi="en_US"/>
-          </w:rPr>
-          <w:rPr>
-            <w:color w:val="0000EE"/>
-            <w:u w:val="single"/>
-          </w:rPr>
-          <w:t>4:1–16</w:t>
-        </w:r>
-      </w:hyperlink>
+      <w:r>
+        <w:rPr>
+          <w:lang w:val="en_US" w:bidi="en_US"/>
+        </w:rPr>
+        <w:t>4:1–16</w:t>
+      </w:r>
       <w:r>
         <w:rPr>
           <w:lang w:val="en_US" w:bidi="en_US"/>
         </w:rPr>
         <w:t>). They should turn away from their old sinful ways, which Paul calls darkness. Instead, they should live as children of light. The Holy Spirit should fill them with kindness and love. As they follow Christ’s example, they should seek to please God in everything (</w:t>
       </w:r>
-      <w:hyperlink r:id="rId29">
-        <w:r>
-          <w:rPr>
-            <w:lang w:val="en_US" w:bidi="en_US"/>
-          </w:rPr>
-          <w:rPr>
-            <w:color w:val="0000EE"/>
-            <w:u w:val="single"/>
-          </w:rPr>
-          <w:t>4:17–5:20</w:t>
-        </w:r>
-      </w:hyperlink>
+      <w:r>
+        <w:rPr>
+          <w:lang w:val="en_US" w:bidi="en_US"/>
+        </w:rPr>
+        <w:t>4:17–5:20</w:t>
+      </w:r>
       <w:r>
         <w:rPr>
           <w:lang w:val="en_US" w:bidi="en_US"/>
@@ -919,54 +817,36 @@
         </w:rPr>
         <w:t>All their relationships at home should show respect and love as they live for Christ. This includes relationships between husbands and wives, parents and children, and masters and slaves (</w:t>
       </w:r>
-      <w:hyperlink r:id="rId30">
-        <w:r>
-          <w:rPr>
-            <w:lang w:val="en_US" w:bidi="en_US"/>
-          </w:rPr>
-          <w:rPr>
-            <w:color w:val="0000EE"/>
-            <w:u w:val="single"/>
-          </w:rPr>
-          <w:t>5:21–6:9</w:t>
-        </w:r>
-      </w:hyperlink>
+      <w:r>
+        <w:rPr>
+          <w:lang w:val="en_US" w:bidi="en_US"/>
+        </w:rPr>
+        <w:t>5:21–6:9</w:t>
+      </w:r>
       <w:r>
         <w:rPr>
           <w:lang w:val="en_US" w:bidi="en_US"/>
         </w:rPr>
         <w:t>). At the end of the letter, Paul warns them to put on God’s armor. This means they must trust God’s strength to protect them from the devil (</w:t>
       </w:r>
-      <w:hyperlink r:id="rId31">
-        <w:r>
-          <w:rPr>
-            <w:lang w:val="en_US" w:bidi="en_US"/>
-          </w:rPr>
-          <w:rPr>
-            <w:color w:val="0000EE"/>
-            <w:u w:val="single"/>
-          </w:rPr>
-          <w:t>6:10–20</w:t>
-        </w:r>
-      </w:hyperlink>
+      <w:r>
+        <w:rPr>
+          <w:lang w:val="en_US" w:bidi="en_US"/>
+        </w:rPr>
+        <w:t>6:10–20</w:t>
+      </w:r>
       <w:r>
         <w:rPr>
           <w:lang w:val="en_US" w:bidi="en_US"/>
         </w:rPr>
         <w:t>). Paul closes the letter with personal words and a blessing (</w:t>
       </w:r>
-      <w:hyperlink r:id="rId32">
-        <w:r>
-          <w:rPr>
-            <w:lang w:val="en_US" w:bidi="en_US"/>
-          </w:rPr>
-          <w:rPr>
-            <w:color w:val="0000EE"/>
-            <w:u w:val="single"/>
-          </w:rPr>
-          <w:t>6:21–24</w:t>
-        </w:r>
-      </w:hyperlink>
+      <w:r>
+        <w:rPr>
+          <w:lang w:val="en_US" w:bidi="en_US"/>
+        </w:rPr>
+        <w:t>6:21–24</w:t>
+      </w:r>
       <w:r>
         <w:rPr>
           <w:lang w:val="en_US" w:bidi="en_US"/>
@@ -1066,18 +946,12 @@
         </w:rPr>
         <w:t xml:space="preserve">This letter also has different content. For example, </w:t>
       </w:r>
-      <w:hyperlink r:id="rId19">
-        <w:r>
-          <w:rPr>
-            <w:lang w:val="en_US" w:bidi="en_US"/>
-          </w:rPr>
-          <w:rPr>
-            <w:color w:val="0000EE"/>
-            <w:u w:val="single"/>
-          </w:rPr>
-          <w:t>Ephesians 1–3</w:t>
-        </w:r>
-      </w:hyperlink>
+      <w:r>
+        <w:rPr>
+          <w:lang w:val="en_US" w:bidi="en_US"/>
+        </w:rPr>
+        <w:t>Ephesians 1–3</w:t>
+      </w:r>
       <w:r>
         <w:rPr>
           <w:lang w:val="en_US" w:bidi="en_US"/>
@@ -1120,18 +994,12 @@
         </w:rPr>
         <w:t xml:space="preserve">Paul also used secretaries to write down his words (see </w:t>
       </w:r>
-      <w:hyperlink r:id="rId33">
-        <w:r>
-          <w:rPr>
-            <w:lang w:val="en_US" w:bidi="en_US"/>
-          </w:rPr>
-          <w:rPr>
-            <w:color w:val="0000EE"/>
-            <w:u w:val="single"/>
-          </w:rPr>
-          <w:t>Romans 16:22</w:t>
-        </w:r>
-      </w:hyperlink>
+      <w:r>
+        <w:rPr>
+          <w:lang w:val="en_US" w:bidi="en_US"/>
+        </w:rPr>
+        <w:t>Romans 16:22</w:t>
+      </w:r>
       <w:r>
         <w:rPr>
           <w:lang w:val="en_US" w:bidi="en_US"/>
@@ -1230,18 +1098,12 @@
         </w:rPr>
         <w:t xml:space="preserve"> (</w:t>
       </w:r>
-      <w:hyperlink r:id="rId34">
-        <w:r>
-          <w:rPr>
-            <w:lang w:val="en_US" w:bidi="en_US"/>
-          </w:rPr>
-          <w:rPr>
-            <w:color w:val="0000EE"/>
-            <w:u w:val="single"/>
-          </w:rPr>
-          <w:t>Ephesians 1:1</w:t>
-        </w:r>
-      </w:hyperlink>
+      <w:r>
+        <w:rPr>
+          <w:lang w:val="en_US" w:bidi="en_US"/>
+        </w:rPr>
+        <w:t>Ephesians 1:1</w:t>
+      </w:r>
       <w:r>
         <w:rPr>
           <w:lang w:val="en_US" w:bidi="en_US"/>
@@ -1266,36 +1128,24 @@
         </w:rPr>
         <w:t xml:space="preserve">Ephesians does not include personal greetings or personal details. This is surprising if Paul wrote only to the church in Ephesus. Paul had spent a long time in that city and knew the believers there well (see </w:t>
       </w:r>
-      <w:hyperlink r:id="rId35">
-        <w:r>
-          <w:rPr>
-            <w:lang w:val="en_US" w:bidi="en_US"/>
-          </w:rPr>
-          <w:rPr>
-            <w:color w:val="0000EE"/>
-            <w:u w:val="single"/>
-          </w:rPr>
-          <w:t>Acts 19:10</w:t>
-        </w:r>
-      </w:hyperlink>
+      <w:r>
+        <w:rPr>
+          <w:lang w:val="en_US" w:bidi="en_US"/>
+        </w:rPr>
+        <w:t>Acts 19:10</w:t>
+      </w:r>
       <w:r>
         <w:rPr>
           <w:lang w:val="en_US" w:bidi="en_US"/>
         </w:rPr>
         <w:t xml:space="preserve">; </w:t>
       </w:r>
-      <w:hyperlink r:id="rId36">
-        <w:r>
-          <w:rPr>
-            <w:lang w:val="en_US" w:bidi="en_US"/>
-          </w:rPr>
-          <w:rPr>
-            <w:color w:val="0000EE"/>
-            <w:u w:val="single"/>
-          </w:rPr>
-          <w:t>20:31</w:t>
-        </w:r>
-      </w:hyperlink>
+      <w:r>
+        <w:rPr>
+          <w:lang w:val="en_US" w:bidi="en_US"/>
+        </w:rPr>
+        <w:t>20:31</w:t>
+      </w:r>
       <w:r>
         <w:rPr>
           <w:lang w:val="en_US" w:bidi="en_US"/>
@@ -1341,18 +1191,12 @@
         </w:rPr>
         <w:t xml:space="preserve">However, Paul may have written these letters earlier, while he was in prison in Ephesus. In 2 Corinthians, written soon after Paul left Ephesus, Paul speaks about the strong opposition he faced in that area. He also says he had been in prison many times (see </w:t>
       </w:r>
-      <w:hyperlink r:id="rId18">
-        <w:r>
-          <w:rPr>
-            <w:lang w:val="en_US" w:bidi="en_US"/>
-          </w:rPr>
-          <w:rPr>
-            <w:color w:val="0000EE"/>
-            <w:u w:val="single"/>
-          </w:rPr>
-          <w:t>2 Corinthians 11:23–27</w:t>
-        </w:r>
-      </w:hyperlink>
+      <w:r>
+        <w:rPr>
+          <w:lang w:val="en_US" w:bidi="en_US"/>
+        </w:rPr>
+        <w:t>2 Corinthians 11:23–27</w:t>
+      </w:r>
       <w:r>
         <w:rPr>
           <w:lang w:val="en_US" w:bidi="en_US"/>
@@ -1517,102 +1361,66 @@
         </w:rPr>
         <w:t>The Holy Spirit marks them as belonging to God forever (</w:t>
       </w:r>
-      <w:hyperlink r:id="rId22">
-        <w:r>
-          <w:rPr>
-            <w:lang w:val="en_US" w:bidi="en_US"/>
-          </w:rPr>
-          <w:rPr>
-            <w:color w:val="0000EE"/>
-            <w:u w:val="single"/>
-          </w:rPr>
-          <w:t>Ephesians 1:3–14</w:t>
-        </w:r>
-      </w:hyperlink>
+      <w:r>
+        <w:rPr>
+          <w:lang w:val="en_US" w:bidi="en_US"/>
+        </w:rPr>
+        <w:t>Ephesians 1:3–14</w:t>
+      </w:r>
       <w:r>
         <w:rPr>
           <w:lang w:val="en_US" w:bidi="en_US"/>
         </w:rPr>
         <w:t>). Salvation is not something people can earn. It is a free gift from God (</w:t>
       </w:r>
-      <w:hyperlink r:id="rId37">
-        <w:r>
-          <w:rPr>
-            <w:lang w:val="en_US" w:bidi="en_US"/>
-          </w:rPr>
-          <w:rPr>
-            <w:color w:val="0000EE"/>
-            <w:u w:val="single"/>
-          </w:rPr>
-          <w:t>Ephesians 2:</w:t>
-        </w:r>
-      </w:hyperlink>
-      <w:hyperlink r:id="rId24">
-        <w:r>
-          <w:rPr>
-            <w:lang w:val="en_US" w:bidi="en_US"/>
-          </w:rPr>
-          <w:rPr>
-            <w:color w:val="0000EE"/>
-            <w:u w:val="single"/>
-          </w:rPr>
-          <w:t>1–10</w:t>
-        </w:r>
-      </w:hyperlink>
+      <w:r>
+        <w:rPr>
+          <w:lang w:val="en_US" w:bidi="en_US"/>
+        </w:rPr>
+        <w:t>Ephesians 2:</w:t>
+      </w:r>
+      <w:r>
+        <w:rPr>
+          <w:lang w:val="en_US" w:bidi="en_US"/>
+        </w:rPr>
+        <w:t>1–10</w:t>
+      </w:r>
       <w:r>
         <w:rPr>
           <w:lang w:val="en_US" w:bidi="en_US"/>
         </w:rPr>
         <w:t>). Because of this, believers know they are called to praise God forever for his amazing grace (</w:t>
       </w:r>
-      <w:hyperlink r:id="rId38">
-        <w:r>
-          <w:rPr>
-            <w:lang w:val="en_US" w:bidi="en_US"/>
-          </w:rPr>
-          <w:rPr>
-            <w:color w:val="0000EE"/>
-            <w:u w:val="single"/>
-          </w:rPr>
-          <w:t>Ephesians 1:6</w:t>
-        </w:r>
-      </w:hyperlink>
+      <w:r>
+        <w:rPr>
+          <w:lang w:val="en_US" w:bidi="en_US"/>
+        </w:rPr>
+        <w:t>Ephesians 1:6</w:t>
+      </w:r>
       <w:r>
         <w:rPr>
           <w:lang w:val="en_US" w:bidi="en_US"/>
         </w:rPr>
         <w:t xml:space="preserve">, </w:t>
       </w:r>
-      <w:hyperlink r:id="rId39">
-        <w:r>
-          <w:rPr>
-            <w:lang w:val="en_US" w:bidi="en_US"/>
-          </w:rPr>
-          <w:rPr>
-            <w:color w:val="0000EE"/>
-            <w:u w:val="single"/>
-          </w:rPr>
-          <w:t>12</w:t>
-        </w:r>
-      </w:hyperlink>
+      <w:r>
+        <w:rPr>
+          <w:lang w:val="en_US" w:bidi="en_US"/>
+        </w:rPr>
+        <w:t>12</w:t>
+      </w:r>
       <w:r>
         <w:rPr>
           <w:lang w:val="en_US" w:bidi="en_US"/>
         </w:rPr>
         <w:t xml:space="preserve">, </w:t>
       </w:r>
-      <w:hyperlink r:id="rId40">
-        <w:r>
-          <w:rPr>
-            <w:lang w:val="en_US" w:bidi="en_US"/>
-          </w:rPr>
-          <w:rPr>
-            <w:color w:val="0000EE"/>
-            <w:u w:val="single"/>
-          </w:rPr>
-          <w:t>14</w:t>
-        </w:r>
-      </w:hyperlink>
+      <w:r>
+        <w:rPr>
+          <w:lang w:val="en_US" w:bidi="en_US"/>
+        </w:rPr>
+        <w:t>14</w:t>
+      </w:r>
       <w:r>
         <w:rPr>
           <w:lang w:val="en_US" w:bidi="en_US"/>
@@ -1644,36 +1452,24 @@
         </w:rPr>
         <w:t xml:space="preserve">The first three chapters of Ephesians are full of praise for God’s grace. This grace stands out even more because Paul also speaks about sin and God’s judgment against it. What is true of Paul’s readers is true of all people. All people will experience God’s judgment (see </w:t>
       </w:r>
-      <w:hyperlink r:id="rId41">
-        <w:r>
-          <w:rPr>
-            <w:lang w:val="en_US" w:bidi="en_US"/>
-          </w:rPr>
-          <w:rPr>
-            <w:color w:val="0000EE"/>
-            <w:u w:val="single"/>
-          </w:rPr>
-          <w:t>Ephesians 2:1–3</w:t>
-        </w:r>
-      </w:hyperlink>
+      <w:r>
+        <w:rPr>
+          <w:lang w:val="en_US" w:bidi="en_US"/>
+        </w:rPr>
+        <w:t>Ephesians 2:1–3</w:t>
+      </w:r>
       <w:r>
         <w:rPr>
           <w:lang w:val="en_US" w:bidi="en_US"/>
         </w:rPr>
         <w:t xml:space="preserve">, </w:t>
       </w:r>
-      <w:hyperlink r:id="rId42">
-        <w:r>
-          <w:rPr>
-            <w:lang w:val="en_US" w:bidi="en_US"/>
-          </w:rPr>
-          <w:rPr>
-            <w:color w:val="0000EE"/>
-            <w:u w:val="single"/>
-          </w:rPr>
-          <w:t>12</w:t>
-        </w:r>
-      </w:hyperlink>
+      <w:r>
+        <w:rPr>
+          <w:lang w:val="en_US" w:bidi="en_US"/>
+        </w:rPr>
+        <w:t>12</w:t>
+      </w:r>
       <w:r>
         <w:rPr>
           <w:lang w:val="en_US" w:bidi="en_US"/>
@@ -1694,54 +1490,36 @@
         </w:rPr>
         <w:t xml:space="preserve">This idea may sound harsh to many people today. But it comes from a serious view of human sin and of God’s complete holiness. Apart from Christ, human beings are ruled by sin and are under the power of the devil. For this reason, sharing the good news is urgent (see </w:t>
       </w:r>
-      <w:hyperlink r:id="rId43">
-        <w:r>
-          <w:rPr>
-            <w:lang w:val="en_US" w:bidi="en_US"/>
-          </w:rPr>
-          <w:rPr>
-            <w:color w:val="0000EE"/>
-            <w:u w:val="single"/>
-          </w:rPr>
-          <w:t>Mark 16:15–16</w:t>
-        </w:r>
-      </w:hyperlink>
+      <w:r>
+        <w:rPr>
+          <w:lang w:val="en_US" w:bidi="en_US"/>
+        </w:rPr>
+        <w:t>Mark 16:15–16</w:t>
+      </w:r>
       <w:r>
         <w:rPr>
           <w:lang w:val="en_US" w:bidi="en_US"/>
         </w:rPr>
         <w:t xml:space="preserve">; compare </w:t>
       </w:r>
-      <w:hyperlink r:id="rId44">
-        <w:r>
-          <w:rPr>
-            <w:lang w:val="en_US" w:bidi="en_US"/>
-          </w:rPr>
-          <w:rPr>
-            <w:color w:val="0000EE"/>
-            <w:u w:val="single"/>
-          </w:rPr>
-          <w:t>Romans 9:1–3</w:t>
-        </w:r>
-      </w:hyperlink>
+      <w:r>
+        <w:rPr>
+          <w:lang w:val="en_US" w:bidi="en_US"/>
+        </w:rPr>
+        <w:t>Romans 9:1–3</w:t>
+      </w:r>
       <w:r>
         <w:rPr>
           <w:lang w:val="en_US" w:bidi="en_US"/>
         </w:rPr>
         <w:t xml:space="preserve">; </w:t>
       </w:r>
-      <w:hyperlink r:id="rId45">
-        <w:r>
-          <w:rPr>
-            <w:lang w:val="en_US" w:bidi="en_US"/>
-          </w:rPr>
-          <w:rPr>
-            <w:color w:val="0000EE"/>
-            <w:u w:val="single"/>
-          </w:rPr>
-          <w:t>10:1</w:t>
-        </w:r>
-      </w:hyperlink>
+      <w:r>
+        <w:rPr>
+          <w:lang w:val="en_US" w:bidi="en_US"/>
+        </w:rPr>
+        <w:t>10:1</w:t>
+      </w:r>
       <w:r>
         <w:rPr>
           <w:lang w:val="en_US" w:bidi="en_US"/>
@@ -1773,108 +1551,72 @@
         </w:rPr>
         <w:t xml:space="preserve">God’s wonderful plan is to include Gentiles in his family (see </w:t>
       </w:r>
-      <w:hyperlink r:id="rId46">
-        <w:r>
-          <w:rPr>
-            <w:lang w:val="en_US" w:bidi="en_US"/>
-          </w:rPr>
-          <w:rPr>
-            <w:color w:val="0000EE"/>
-            <w:u w:val="single"/>
-          </w:rPr>
-          <w:t>Ephesians 2:11–3:6</w:t>
-        </w:r>
-      </w:hyperlink>
+      <w:r>
+        <w:rPr>
+          <w:lang w:val="en_US" w:bidi="en_US"/>
+        </w:rPr>
+        <w:t>Ephesians 2:11–3:6</w:t>
+      </w:r>
       <w:r>
         <w:rPr>
           <w:lang w:val="en_US" w:bidi="en_US"/>
         </w:rPr>
         <w:t xml:space="preserve">). Ethnic differences do not make one group more important than another before God. They should not divide God’s people (compare </w:t>
       </w:r>
-      <w:hyperlink r:id="rId47">
-        <w:r>
-          <w:rPr>
-            <w:lang w:val="en_US" w:bidi="en_US"/>
-          </w:rPr>
-          <w:rPr>
-            <w:color w:val="0000EE"/>
-            <w:u w:val="single"/>
-          </w:rPr>
-          <w:t>Galatians 3:28</w:t>
-        </w:r>
-      </w:hyperlink>
+      <w:r>
+        <w:rPr>
+          <w:lang w:val="en_US" w:bidi="en_US"/>
+        </w:rPr>
+        <w:t>Galatians 3:28</w:t>
+      </w:r>
       <w:r>
         <w:rPr>
           <w:lang w:val="en_US" w:bidi="en_US"/>
         </w:rPr>
         <w:t xml:space="preserve">). God has united people from every ethnic background in his church (see </w:t>
       </w:r>
-      <w:hyperlink r:id="rId48">
-        <w:r>
-          <w:rPr>
-            <w:lang w:val="en_US" w:bidi="en_US"/>
-          </w:rPr>
-          <w:rPr>
-            <w:color w:val="0000EE"/>
-            <w:u w:val="single"/>
-          </w:rPr>
-          <w:t>Ephesians 2:14–17</w:t>
-        </w:r>
-      </w:hyperlink>
+      <w:r>
+        <w:rPr>
+          <w:lang w:val="en_US" w:bidi="en_US"/>
+        </w:rPr>
+        <w:t>Ephesians 2:14–17</w:t>
+      </w:r>
       <w:r>
         <w:rPr>
           <w:lang w:val="en_US" w:bidi="en_US"/>
         </w:rPr>
         <w:t xml:space="preserve">; </w:t>
       </w:r>
-      <w:hyperlink r:id="rId49">
-        <w:r>
-          <w:rPr>
-            <w:lang w:val="en_US" w:bidi="en_US"/>
-          </w:rPr>
-          <w:rPr>
-            <w:color w:val="0000EE"/>
-            <w:u w:val="single"/>
-          </w:rPr>
-          <w:t>3:6</w:t>
-        </w:r>
-      </w:hyperlink>
+      <w:r>
+        <w:rPr>
+          <w:lang w:val="en_US" w:bidi="en_US"/>
+        </w:rPr>
+        <w:t>3:6</w:t>
+      </w:r>
       <w:r>
         <w:rPr>
           <w:lang w:val="en_US" w:bidi="en_US"/>
         </w:rPr>
         <w:t xml:space="preserve">). Because of this, believers should welcome one another with humility, grace, and love. They should not treat people differently because of their ethnic background (see </w:t>
       </w:r>
-      <w:hyperlink r:id="rId50">
-        <w:r>
-          <w:rPr>
-            <w:lang w:val="en_US" w:bidi="en_US"/>
-          </w:rPr>
-          <w:rPr>
-            <w:color w:val="0000EE"/>
-            <w:u w:val="single"/>
-          </w:rPr>
-          <w:t>Ephesians 4:1–6</w:t>
-        </w:r>
-      </w:hyperlink>
+      <w:r>
+        <w:rPr>
+          <w:lang w:val="en_US" w:bidi="en_US"/>
+        </w:rPr>
+        <w:t>Ephesians 4:1–6</w:t>
+      </w:r>
       <w:r>
         <w:rPr>
           <w:lang w:val="en_US" w:bidi="en_US"/>
         </w:rPr>
         <w:t xml:space="preserve">; </w:t>
       </w:r>
-      <w:hyperlink r:id="rId51">
-        <w:r>
-          <w:rPr>
-            <w:lang w:val="en_US" w:bidi="en_US"/>
-          </w:rPr>
-          <w:rPr>
-            <w:color w:val="0000EE"/>
-            <w:u w:val="single"/>
-          </w:rPr>
-          <w:t>Romans 15:5–7</w:t>
-        </w:r>
-      </w:hyperlink>
+      <w:r>
+        <w:rPr>
+          <w:lang w:val="en_US" w:bidi="en_US"/>
+        </w:rPr>
+        <w:t>Romans 15:5–7</w:t>
+      </w:r>
       <w:r>
         <w:rPr>
           <w:lang w:val="en_US" w:bidi="en_US"/>
@@ -1906,144 +1648,96 @@
         </w:rPr>
         <w:t xml:space="preserve">In </w:t>
       </w:r>
-      <w:hyperlink r:id="rId20">
-        <w:r>
-          <w:rPr>
-            <w:lang w:val="en_US" w:bidi="en_US"/>
-          </w:rPr>
-          <w:rPr>
-            <w:color w:val="0000EE"/>
-            <w:u w:val="single"/>
-          </w:rPr>
-          <w:t>Ephesians 4–6</w:t>
-        </w:r>
-      </w:hyperlink>
+      <w:r>
+        <w:rPr>
+          <w:lang w:val="en_US" w:bidi="en_US"/>
+        </w:rPr>
+        <w:t>Ephesians 4–6</w:t>
+      </w:r>
       <w:r>
         <w:rPr>
           <w:lang w:val="en_US" w:bidi="en_US"/>
         </w:rPr>
         <w:t>, Paul describes how Christians should live. Believers should turn away from their old sinful ways, which Paul calls darkness. Filled with the Holy Spirit, they should live as new people who belong to the light. They should seek only what is good, right, and true (</w:t>
       </w:r>
-      <w:hyperlink r:id="rId52">
-        <w:r>
-          <w:rPr>
-            <w:lang w:val="en_US" w:bidi="en_US"/>
-          </w:rPr>
-          <w:rPr>
-            <w:color w:val="0000EE"/>
-            <w:u w:val="single"/>
-          </w:rPr>
-          <w:t>Ephesians 5:9</w:t>
-        </w:r>
-      </w:hyperlink>
+      <w:r>
+        <w:rPr>
+          <w:lang w:val="en_US" w:bidi="en_US"/>
+        </w:rPr>
+        <w:t>Ephesians 5:9</w:t>
+      </w:r>
       <w:r>
         <w:rPr>
           <w:lang w:val="en_US" w:bidi="en_US"/>
         </w:rPr>
         <w:t xml:space="preserve">). Believers should show gentleness, honesty, respect, kindness, and love to others. Their lives before God should be full of purity, praise, and thanks (see </w:t>
       </w:r>
-      <w:hyperlink r:id="rId29">
-        <w:r>
-          <w:rPr>
-            <w:lang w:val="en_US" w:bidi="en_US"/>
-          </w:rPr>
-          <w:rPr>
-            <w:color w:val="0000EE"/>
-            <w:u w:val="single"/>
-          </w:rPr>
-          <w:t>Ephesians 4:17–5:20</w:t>
-        </w:r>
-      </w:hyperlink>
+      <w:r>
+        <w:rPr>
+          <w:lang w:val="en_US" w:bidi="en_US"/>
+        </w:rPr>
+        <w:t>Ephesians 4:17–5:20</w:t>
+      </w:r>
       <w:r>
         <w:rPr>
           <w:lang w:val="en_US" w:bidi="en_US"/>
         </w:rPr>
         <w:t xml:space="preserve">). Believers should become like Christ and show his character in all they do and say (see </w:t>
       </w:r>
-      <w:hyperlink r:id="rId53">
-        <w:r>
-          <w:rPr>
-            <w:lang w:val="en_US" w:bidi="en_US"/>
-          </w:rPr>
-          <w:rPr>
-            <w:color w:val="0000EE"/>
-            <w:u w:val="single"/>
-          </w:rPr>
-          <w:t>Ephesians 4:13</w:t>
-        </w:r>
-      </w:hyperlink>
+      <w:r>
+        <w:rPr>
+          <w:lang w:val="en_US" w:bidi="en_US"/>
+        </w:rPr>
+        <w:t>Ephesians 4:13</w:t>
+      </w:r>
       <w:r>
         <w:rPr>
           <w:lang w:val="en_US" w:bidi="en_US"/>
         </w:rPr>
         <w:t xml:space="preserve">, </w:t>
       </w:r>
-      <w:hyperlink r:id="rId54">
-        <w:r>
-          <w:rPr>
-            <w:lang w:val="en_US" w:bidi="en_US"/>
-          </w:rPr>
-          <w:rPr>
-            <w:color w:val="0000EE"/>
-            <w:u w:val="single"/>
-          </w:rPr>
-          <w:t>15</w:t>
-        </w:r>
-      </w:hyperlink>
+      <w:r>
+        <w:rPr>
+          <w:lang w:val="en_US" w:bidi="en_US"/>
+        </w:rPr>
+        <w:t>15</w:t>
+      </w:r>
       <w:r>
         <w:rPr>
           <w:lang w:val="en_US" w:bidi="en_US"/>
         </w:rPr>
         <w:t xml:space="preserve">; </w:t>
       </w:r>
-      <w:hyperlink r:id="rId55">
-        <w:r>
-          <w:rPr>
-            <w:lang w:val="en_US" w:bidi="en_US"/>
-          </w:rPr>
-          <w:rPr>
-            <w:color w:val="0000EE"/>
-            <w:u w:val="single"/>
-          </w:rPr>
-          <w:t>Romans 8:29</w:t>
-        </w:r>
-      </w:hyperlink>
+      <w:r>
+        <w:rPr>
+          <w:lang w:val="en_US" w:bidi="en_US"/>
+        </w:rPr>
+        <w:t>Romans 8:29</w:t>
+      </w:r>
       <w:r>
         <w:rPr>
           <w:lang w:val="en_US" w:bidi="en_US"/>
         </w:rPr>
         <w:t xml:space="preserve">). In Christ, God has made them new so they can become like him (see </w:t>
       </w:r>
-      <w:hyperlink r:id="rId56">
-        <w:r>
-          <w:rPr>
-            <w:lang w:val="en_US" w:bidi="en_US"/>
-          </w:rPr>
-          <w:rPr>
-            <w:color w:val="0000EE"/>
-            <w:u w:val="single"/>
-          </w:rPr>
-          <w:t>Ephesians 4:24</w:t>
-        </w:r>
-      </w:hyperlink>
+      <w:r>
+        <w:rPr>
+          <w:lang w:val="en_US" w:bidi="en_US"/>
+        </w:rPr>
+        <w:t>Ephesians 4:24</w:t>
+      </w:r>
       <w:r>
         <w:rPr>
           <w:lang w:val="en_US" w:bidi="en_US"/>
         </w:rPr>
         <w:t xml:space="preserve">; </w:t>
       </w:r>
-      <w:hyperlink r:id="rId57">
-        <w:r>
-          <w:rPr>
-            <w:lang w:val="en_US" w:bidi="en_US"/>
-          </w:rPr>
-          <w:rPr>
-            <w:color w:val="0000EE"/>
-            <w:u w:val="single"/>
-          </w:rPr>
-          <w:t>5:1–2</w:t>
-        </w:r>
-      </w:hyperlink>
+      <w:r>
+        <w:rPr>
+          <w:lang w:val="en_US" w:bidi="en_US"/>
+        </w:rPr>
+        <w:t>5:1–2</w:t>
+      </w:r>
       <w:r>
         <w:rPr>
           <w:lang w:val="en_US" w:bidi="en_US"/>
@@ -2075,18 +1769,12 @@
         </w:rPr>
         <w:t xml:space="preserve">In </w:t>
       </w:r>
-      <w:hyperlink r:id="rId30">
-        <w:r>
-          <w:rPr>
-            <w:lang w:val="en_US" w:bidi="en_US"/>
-          </w:rPr>
-          <w:rPr>
-            <w:color w:val="0000EE"/>
-            <w:u w:val="single"/>
-          </w:rPr>
-          <w:t>Ephesians 5:21–6:9</w:t>
-        </w:r>
-      </w:hyperlink>
+      <w:r>
+        <w:rPr>
+          <w:lang w:val="en_US" w:bidi="en_US"/>
+        </w:rPr>
+        <w:t>Ephesians 5:21–6:9</w:t>
+      </w:r>
       <w:r>
         <w:rPr>
           <w:lang w:val="en_US" w:bidi="en_US"/>
@@ -2112,18 +1800,12 @@
           <w:lang w:val="en_US" w:bidi="en_US"/>
         </w:rPr>
       </w:r>
-      <w:hyperlink r:id="rId31">
-        <w:r>
-          <w:rPr>
-            <w:lang w:val="en_US" w:bidi="en_US"/>
-          </w:rPr>
-          <w:rPr>
-            <w:color w:val="0000EE"/>
-            <w:u w:val="single"/>
-          </w:rPr>
-          <w:t>Ephesians 6:10–20</w:t>
-        </w:r>
-      </w:hyperlink>
+      <w:r>
+        <w:rPr>
+          <w:lang w:val="en_US" w:bidi="en_US"/>
+        </w:rPr>
+        <w:t>Ephesians 6:10–20</w:t>
+      </w:r>
       <w:r>
         <w:rPr>
           <w:lang w:val="en_US" w:bidi="en_US"/>
